--- a/flow/20251212_build_octoechos_sources/Джерело. Глас 2.docx
+++ b/flow/20251212_build_octoechos_sources/Джерело. Глас 2.docx
@@ -20,7 +20,10 @@
     </w:p>
     <w:p>
       <w:r>
-        <w:t>/октоїх/1/НД</w:t>
+        <w:rPr>
+          <w:highlight w:val="darkGray"/>
+        </w:rPr>
+        <w:t>/октоїх/2/НД</w:t>
       </w:r>
     </w:p>
     <w:p>
@@ -36,12 +39,18 @@
         <w:pStyle w:val="Heading3"/>
       </w:pPr>
       <w:r>
-        <w:t>//господи_взиваю</w:t>
-      </w:r>
-    </w:p>
-    <w:p>
-      <w:r>
-        <w:t>//господи_взиваю/1</w:t>
+        <w:rPr>
+          <w:highlight w:val="darkGray"/>
+        </w:rPr>
+        <w:t>//вечірня/господи_взиваю</w:t>
+      </w:r>
+    </w:p>
+    <w:p>
+      <w:r>
+        <w:rPr>
+          <w:highlight w:val="darkGray"/>
+        </w:rPr>
+        <w:t>//вечірня/господи_взиваю/стихири/1</w:t>
       </w:r>
     </w:p>
     <w:p>
@@ -75,7 +84,10 @@
     </w:p>
     <w:p>
       <w:r>
-        <w:t>//господи_взиваю/2</w:t>
+        <w:rPr>
+          <w:highlight w:val="darkGray"/>
+        </w:rPr>
+        <w:t>//вечірня/господи_взиваю/стихири/2</w:t>
       </w:r>
     </w:p>
     <w:p>
@@ -100,7 +112,10 @@
     </w:p>
     <w:p>
       <w:r>
-        <w:t>//господи_взиваю/3</w:t>
+        <w:rPr>
+          <w:highlight w:val="darkGray"/>
+        </w:rPr>
+        <w:t>//вечірня/господи_взиваю/стихири/3</w:t>
       </w:r>
     </w:p>
     <w:p>
@@ -125,7 +140,10 @@
     </w:p>
     <w:p>
       <w:r>
-        <w:t>//господи_взиваю/4</w:t>
+        <w:rPr>
+          <w:highlight w:val="darkGray"/>
+        </w:rPr>
+        <w:t>//вечірня/господи_взиваю/стихири/4</w:t>
       </w:r>
     </w:p>
     <w:p>
@@ -150,7 +168,10 @@
     </w:p>
     <w:p>
       <w:r>
-        <w:t>//господи_взиваю/5</w:t>
+        <w:rPr>
+          <w:highlight w:val="darkGray"/>
+        </w:rPr>
+        <w:t>//вечірня/господи_взиваю/стихири/5</w:t>
       </w:r>
     </w:p>
     <w:p>
@@ -175,7 +196,10 @@
     </w:p>
     <w:p>
       <w:r>
-        <w:t>//господи_взиваю/6</w:t>
+        <w:rPr>
+          <w:highlight w:val="darkGray"/>
+        </w:rPr>
+        <w:t>//вечірня/господи_взиваю/стихири/6</w:t>
       </w:r>
     </w:p>
     <w:p>
@@ -200,7 +224,10 @@
     </w:p>
     <w:p>
       <w:r>
-        <w:t>//господи_взиваю/7</w:t>
+        <w:rPr>
+          <w:highlight w:val="darkGray"/>
+        </w:rPr>
+        <w:t>//вечірня/господи_взиваю/стихири/7</w:t>
       </w:r>
     </w:p>
     <w:p>
@@ -224,37 +251,11 @@
       </w:r>
     </w:p>
     <w:p>
-      <w:pPr>
-        <w:pStyle w:val="Heading1"/>
-      </w:pPr>
-      <w:r>
-        <w:t>Глас 2 - ПН</w:t>
-      </w:r>
-    </w:p>
-    <w:p>
-      <w:r>
-        <w:t>/октоїх/1/ПН</w:t>
-      </w:r>
-    </w:p>
-    <w:p>
-      <w:pPr>
-        <w:pStyle w:val="Heading2"/>
-      </w:pPr>
-      <w:r>
-        <w:t>ВЕЧІРНЯ</w:t>
-      </w:r>
-    </w:p>
-    <w:p>
-      <w:pPr>
-        <w:pStyle w:val="Heading3"/>
-      </w:pPr>
-      <w:r>
-        <w:t>//господи_взиваю</w:t>
-      </w:r>
-    </w:p>
-    <w:p>
-      <w:r>
-        <w:t>//господи_взиваю/1</w:t>
+      <w:r>
+        <w:rPr>
+          <w:highlight w:val="darkGray"/>
+        </w:rPr>
+        <w:t>//вечірня/стиховня/стихири/1</w:t>
       </w:r>
     </w:p>
     <w:p>
@@ -269,19 +270,29 @@
           <w:color w:val="FF0000"/>
           <w:sz w:val="24"/>
         </w:rPr>
-        <w:t>(г. 2: подібний: Коли з дерева):</w:t>
+        <w:t>(г. 2):</w:t>
       </w:r>
       <w:r>
         <w:rPr>
           <w:rFonts w:ascii="Times New Roman" w:hAnsi="Times New Roman"/>
           <w:sz w:val="24"/>
         </w:rPr>
-        <w:t xml:space="preserve"> Отче предобрий і Сину, Слово отче,* і Душе Святий, нестворене єство,* що маєш джерело милосердя* і виливаєш бездонні благодаті, і потоки щедрот!* Прийми нашу молитву й моління,* подай усім грішникам прощення, як Бог щедрий і чоловіколюбний.</w:t>
-      </w:r>
-    </w:p>
-    <w:p>
-      <w:r>
-        <w:t>//господи_взиваю/2</w:t>
+        <w:t xml:space="preserve"> Воскресі́нн</w:t>
+      </w:r>
+      <w:r>
+        <w:rPr>
+          <w:rFonts w:ascii="Times New Roman" w:hAnsi="Times New Roman"/>
+          <w:sz w:val="24"/>
+        </w:rPr>
+        <w:t>я Твоє́, Хри́сте Спа́се,* просвіти́ло всю вселе́нну* і Ти покли́кав до Се́бе Твоє́ створі́ння.* Всеси́льний Го́споди, – сла́ва Тобі́!</w:t>
+      </w:r>
+    </w:p>
+    <w:p>
+      <w:r>
+        <w:rPr>
+          <w:highlight w:val="darkGray"/>
+        </w:rPr>
+        <w:t>//вечірня/стиховня/стихири/2</w:t>
       </w:r>
     </w:p>
     <w:p>
@@ -294,12 +305,22 @@
           <w:rFonts w:ascii="Times New Roman" w:hAnsi="Times New Roman"/>
           <w:sz w:val="24"/>
         </w:rPr>
-        <w:t>Як Бог, ти за своєю природою маєш серце,* сповнене щедрот, милости й доброти.* Тому молимо тебе, Христе Спасе наш,* і припавши, кличемо до тебе завжди, благаючи:* Дай твоїм слугам розрішення численних гріхів* і прощення всього, в чому ми провинилися,* як Бог щедрий і чоловіколюбний.</w:t>
-      </w:r>
-    </w:p>
-    <w:p>
-      <w:r>
-        <w:t>//господи_взиваю/3</w:t>
+        <w:t xml:space="preserve">Ти де́ревом, Спа́се, зни́щив прокля́ття,* що від Де́рева </w:t>
+      </w:r>
+      <w:r>
+        <w:rPr>
+          <w:rFonts w:ascii="Times New Roman" w:hAnsi="Times New Roman"/>
+          <w:sz w:val="24"/>
+        </w:rPr>
+        <w:t>поча́лось,* по́хороном Твої́м подола́в вла́ду сме́рти* і просвіти́в наш рід Твої́м воскресі́нням.* Тому́ й кли́чемо до Те́бе:* Життя́ пода́телю, Хри́сте Бо́же наш, – сла́ва Тобі́!</w:t>
+      </w:r>
+    </w:p>
+    <w:p>
+      <w:r>
+        <w:rPr>
+          <w:highlight w:val="darkGray"/>
+        </w:rPr>
+        <w:t>//вечірня/стиховня/стихири/3</w:t>
       </w:r>
     </w:p>
     <w:p>
@@ -312,20 +333,92 @@
           <w:rFonts w:ascii="Times New Roman" w:hAnsi="Times New Roman"/>
           <w:sz w:val="24"/>
         </w:rPr>
-        <w:t>Бажаючи, Спасе, як Бог спасти всіх,* ради яких ти прийняв тіло і явно став людиною,* спаси нас, що шануємо твої заповіді.* Бо ти, Чоловіколюбче, не прийшов, щоб спасти праведних,* але нас, скованих безліччю провин,* визволити благодаттю божественного хрищення,* як Бог щедрий і чоловіколюбний.</w:t>
-      </w:r>
-    </w:p>
-    <w:p>
-      <w:pPr>
-        <w:pStyle w:val="Heading1"/>
-      </w:pPr>
-      <w:r>
-        <w:t>Глас 2 - ВТ</w:t>
-      </w:r>
-    </w:p>
-    <w:p>
-      <w:r>
-        <w:t>/октоїх/1/ВТ</w:t>
+        <w:t>Коли́</w:t>
+      </w:r>
+      <w:r>
+        <w:rPr>
+          <w:rFonts w:ascii="Times New Roman" w:hAnsi="Times New Roman"/>
+          <w:sz w:val="24"/>
+        </w:rPr>
+        <w:t xml:space="preserve"> Ти, Хри́сте, був приби́тий до хреста́,* зміни́в єси́ красу́ творі́ння.* Вояки́, виявля́ючи нелю́дяність,* спи́сом проколо́ли Твої́ ре́бра,* вороги́ ж проси́ли опеча́тання гро́бу,* не зна́вши Твоє́ї си́ли.* Але́ Ти, Го́споди, з милосе́рдя свого́ се́рця* пр</w:t>
+      </w:r>
+      <w:r>
+        <w:rPr>
+          <w:rFonts w:ascii="Times New Roman" w:hAnsi="Times New Roman"/>
+          <w:sz w:val="24"/>
+        </w:rPr>
+        <w:t>ийня́в погребе́ння і на тре́тій день воскре́с,* тому́, − сла́ва Тобі́!</w:t>
+      </w:r>
+    </w:p>
+    <w:p>
+      <w:r>
+        <w:rPr>
+          <w:highlight w:val="darkGray"/>
+        </w:rPr>
+        <w:t>//вечірня/стиховня/стихири/4</w:t>
+      </w:r>
+    </w:p>
+    <w:p>
+      <w:pPr>
+        <w:spacing w:after="120"/>
+        <w:jc w:val="both"/>
+      </w:pPr>
+      <w:r>
+        <w:rPr>
+          <w:rFonts w:ascii="Times New Roman" w:hAnsi="Times New Roman"/>
+          <w:sz w:val="24"/>
+        </w:rPr>
+        <w:t>Хри́сте, життя́ пода́телю!* Ти доброві́льно ви́терпів стра́сті сме́ртних ра́ди* і зійшо́в до а́ду як си</w:t>
+      </w:r>
+      <w:r>
+        <w:rPr>
+          <w:rFonts w:ascii="Times New Roman" w:hAnsi="Times New Roman"/>
+          <w:sz w:val="24"/>
+        </w:rPr>
+        <w:t>́льний* і там, немо́в від лю́того зві́ра,* ви́хопив дожида́ючих Твого́ при́ходу* і, за́мість а́ду, дарува́в життя́ в раю́.* Тому́ й нам, що прославля́ємо Твоє́ на тре́тій день воскресі́ння,* дай очи́щення з гріхі́в і вели́ку ми́лість.</w:t>
+      </w:r>
+    </w:p>
+    <w:p>
+      <w:r>
+        <w:rPr>
+          <w:highlight w:val="darkGray"/>
+        </w:rPr>
+        <w:t>//вечірня/стиховня/стихири/5</w:t>
+      </w:r>
+    </w:p>
+    <w:p>
+      <w:pPr>
+        <w:spacing w:after="120"/>
+        <w:jc w:val="both"/>
+      </w:pPr>
+      <w:r>
+        <w:rPr>
+          <w:rFonts w:ascii="Times New Roman" w:hAnsi="Times New Roman"/>
+          <w:b/>
+          <w:sz w:val="24"/>
+        </w:rPr>
+        <w:t>Слава і нині</w:t>
+      </w:r>
+      <w:r>
+        <w:rPr>
+          <w:rFonts w:ascii="Times New Roman" w:hAnsi="Times New Roman"/>
+          <w:sz w:val="24"/>
+        </w:rPr>
+        <w:t>: О, нове</w:t>
+      </w:r>
+      <w:r>
+        <w:rPr>
+          <w:rFonts w:ascii="Times New Roman" w:hAnsi="Times New Roman"/>
+          <w:sz w:val="24"/>
+        </w:rPr>
+        <w:t>́ чу́до, над усі старови́нні чуда́!* Хто ж бо знав коли́ ма́тір, що роди́ла без му́жа* і носи́ла на рука́х Того́, хто держи́ть усі́ створі́ння?* Бо наро́джене – це Бо́же уподо́бання,* що Його́ ти, Пречи́ста, як дити́ну носи́ла твої́ми рука́ми* і ма́ла до Н</w:t>
+      </w:r>
+      <w:r>
+        <w:rPr>
+          <w:rFonts w:ascii="Times New Roman" w:hAnsi="Times New Roman"/>
+          <w:sz w:val="24"/>
+        </w:rPr>
+        <w:t>ьо́го ма́терню сміли́вість.* Тому́ не перестава́й моли́тись до Ньо́го за тих, що тебе́ почита́ють,* щоб зми́лувався і спас ду́ші на́ші.</w:t>
       </w:r>
     </w:p>
     <w:p>
@@ -333,20 +426,15 @@
         <w:pStyle w:val="Heading2"/>
       </w:pPr>
       <w:r>
-        <w:t>ВЕЧІРНЯ</w:t>
-      </w:r>
-    </w:p>
-    <w:p>
-      <w:pPr>
-        <w:pStyle w:val="Heading3"/>
-      </w:pPr>
-      <w:r>
-        <w:t>//господи_взиваю</w:t>
-      </w:r>
-    </w:p>
-    <w:p>
-      <w:r>
-        <w:t>//господи_взиваю/1</w:t>
+        <w:t>УТРЕНЯ</w:t>
+      </w:r>
+    </w:p>
+    <w:p>
+      <w:r>
+        <w:rPr>
+          <w:highlight w:val="darkGray"/>
+        </w:rPr>
+        <w:t>//утреня/сідальні_по_першому_славословї/1</w:t>
       </w:r>
     </w:p>
     <w:p>
@@ -361,27 +449,29 @@
           <w:color w:val="FF0000"/>
           <w:sz w:val="24"/>
         </w:rPr>
-        <w:t>(г. 2 подібний: Коли з дерева</w:t>
-      </w:r>
-      <w:r>
-        <w:rPr>
-          <w:rFonts w:ascii="Times New Roman" w:hAnsi="Times New Roman"/>
-          <w:color w:val="FF0000"/>
-          <w:sz w:val="24"/>
-        </w:rPr>
-        <w:t xml:space="preserve">): </w:t>
+        <w:t>(г. 2):</w:t>
       </w:r>
       <w:r>
         <w:rPr>
           <w:rFonts w:ascii="Times New Roman" w:hAnsi="Times New Roman"/>
           <w:sz w:val="24"/>
         </w:rPr>
-        <w:t>Перевищивши всіх гріхами,* від кого навчусь покаяння?* Якщо зітхну, як митар, боюся обтяжити небо,* коли ж пущу сльозу, як блудниця,* сльозами опоганюю землю;* але ти, Боже, дай мені прощення гріхів, і помилуй мене.</w:t>
-      </w:r>
-    </w:p>
-    <w:p>
-      <w:r>
-        <w:t>//господи_взиваю/2</w:t>
+        <w:t xml:space="preserve"> Благообразний Йосиф,* знявши з хреста пречисте тіло твоє,* плащаницею чистою обвив* і пахощами покривши, у гріб новий</w:t>
+      </w:r>
+      <w:r>
+        <w:rPr>
+          <w:rFonts w:ascii="Times New Roman" w:hAnsi="Times New Roman"/>
+          <w:sz w:val="24"/>
+        </w:rPr>
+        <w:t xml:space="preserve"> положив.* Але на третій день воскрес ти, Господи,* і подав світові велику милість.</w:t>
+      </w:r>
+    </w:p>
+    <w:p>
+      <w:r>
+        <w:rPr>
+          <w:highlight w:val="darkGray"/>
+        </w:rPr>
+        <w:t>//утреня/сідальні_по_першому_славословї/2</w:t>
       </w:r>
     </w:p>
     <w:p>
@@ -392,75 +482,32 @@
       <w:r>
         <w:rPr>
           <w:rFonts w:ascii="Times New Roman" w:hAnsi="Times New Roman"/>
+          <w:b/>
           <w:sz w:val="24"/>
         </w:rPr>
-        <w:t>Всякий гріх вчинили ми,* всіх перевершили в блуді.* Коли бажаємо каятися, не маємо слізних потоків;* і якщо й нині житимемо в лінощах,* то будемо засуджені на муки.*</w:t>
+        <w:t>Слава і нині</w:t>
       </w:r>
       <w:r>
         <w:rPr>
           <w:rFonts w:ascii="Times New Roman" w:hAnsi="Times New Roman"/>
           <w:sz w:val="24"/>
         </w:rPr>
-        <w:t xml:space="preserve"> Тому дай нам поправу, єдино добрий Боже, і помилуй нас.</w:t>
-      </w:r>
-    </w:p>
-    <w:p>
-      <w:r>
-        <w:t>//господи_взиваю/3</w:t>
-      </w:r>
-    </w:p>
-    <w:p>
-      <w:pPr>
-        <w:spacing w:after="120"/>
-        <w:jc w:val="both"/>
-      </w:pPr>
+        <w:t xml:space="preserve">: Прославлена ти вельми, Богородице Діво, – співаємо тобі!* Бо хрестом Сина твого ад подоланий і смерть переможена;* а ми, померлі, встали й життя сподобилися* </w:t>
+      </w:r>
       <w:r>
         <w:rPr>
           <w:rFonts w:ascii="Times New Roman" w:hAnsi="Times New Roman"/>
           <w:sz w:val="24"/>
         </w:rPr>
-        <w:t>Подай нам, Христе, як щедрий,* зливу сліз божественного скрушення,* щоб ми плакали й обмили бруди гріхів наших,* що їх спричинили пристрасті.* Тоді станемо перед тобою очищені,* коли схочеш прийти з неба, Господи, судити людей,* як єдино справедливий суддя</w:t>
-      </w:r>
-      <w:r>
-        <w:rPr>
-          <w:rFonts w:ascii="Times New Roman" w:hAnsi="Times New Roman"/>
-          <w:sz w:val="24"/>
-        </w:rPr>
-        <w:t>.</w:t>
-      </w:r>
-    </w:p>
-    <w:p>
-      <w:pPr>
-        <w:pStyle w:val="Heading1"/>
-      </w:pPr>
-      <w:r>
-        <w:t>Глас 2 - СР</w:t>
-      </w:r>
-    </w:p>
-    <w:p>
-      <w:r>
-        <w:t>/октоїх/1/СР</w:t>
-      </w:r>
-    </w:p>
-    <w:p>
-      <w:pPr>
-        <w:pStyle w:val="Heading2"/>
-      </w:pPr>
-      <w:r>
-        <w:t>ВЕЧІРНЯ</w:t>
-      </w:r>
-    </w:p>
-    <w:p>
-      <w:pPr>
-        <w:pStyle w:val="Heading3"/>
-      </w:pPr>
-      <w:r>
-        <w:t>//господи_взиваю</w:t>
-      </w:r>
-    </w:p>
-    <w:p>
-      <w:r>
-        <w:t>//господи_взиваю/1</w:t>
+        <w:t>та здобули рай – давню насолоду.* Тому з вдячністю прославляємо Христа Бога,* як могутнього і єдиного многомилостивого.</w:t>
+      </w:r>
+    </w:p>
+    <w:p>
+      <w:r>
+        <w:rPr>
+          <w:highlight w:val="darkGray"/>
+        </w:rPr>
+        <w:t>//утреня/сідальні_по_другому_славословї/1</w:t>
       </w:r>
     </w:p>
     <w:p>
@@ -475,27 +522,22 @@
           <w:color w:val="FF0000"/>
           <w:sz w:val="24"/>
         </w:rPr>
-        <w:t>(г. 2, подібний: Коли з дерева):</w:t>
-      </w:r>
-      <w:r>
-        <w:rPr>
-          <w:rFonts w:ascii="Times New Roman" w:hAnsi="Times New Roman"/>
-          <w:color w:val="FF0000"/>
-          <w:sz w:val="24"/>
-        </w:rPr>
-        <w:t xml:space="preserve"> </w:t>
+        <w:t>(г. 2):</w:t>
       </w:r>
       <w:r>
         <w:rPr>
           <w:rFonts w:ascii="Times New Roman" w:hAnsi="Times New Roman"/>
           <w:sz w:val="24"/>
         </w:rPr>
-        <w:t xml:space="preserve">Затемнились світила неспроможні світити,* коли ти згас на хресті, Слове.* Земля тоді стряслася, каміння потріскалось* і церковна завіса роздерлась посередині;* гроби відкрились і мертві повставали,* та й ад віддав усіх, що були в ньому;* бісів переможено,* а смерть здавалась усім, як сон. </w:t>
-      </w:r>
-    </w:p>
-    <w:p>
-      <w:r>
-        <w:t>//господи_взиваю/2</w:t>
+        <w:t xml:space="preserve"> Ангел при гробі з'явився жінкам мироносицям* і кликнув: Миро належить мерцям,* а Христос не знає тлінности!* Тому кличте: Воскрес Господь,* що подає світові велику милість!</w:t>
+      </w:r>
+    </w:p>
+    <w:p>
+      <w:r>
+        <w:rPr>
+          <w:highlight w:val="darkGray"/>
+        </w:rPr>
+        <w:t>//утреня/сідальні_по_другому_славословї/2</w:t>
       </w:r>
     </w:p>
     <w:p>
@@ -506,61 +548,25 @@
       <w:r>
         <w:rPr>
           <w:rFonts w:ascii="Times New Roman" w:hAnsi="Times New Roman"/>
+          <w:b/>
           <w:sz w:val="24"/>
         </w:rPr>
-        <w:t>Коли добрий розбійник побачив тебе, Христе,* як плодовиту виноградину,* ліпшим став розбійник благорозумний* і малим окликом дуже вміло украв прощення колишніх прогріхів.* Тому станьмо його послідовниками і всі кличмо:* Пом'яни і нас, Чоловіколюбче!</w:t>
-      </w:r>
-    </w:p>
-    <w:p>
-      <w:r>
-        <w:t>//господи_взиваю/3</w:t>
-      </w:r>
-    </w:p>
-    <w:p>
-      <w:pPr>
-        <w:spacing w:after="120"/>
-        <w:jc w:val="both"/>
-      </w:pPr>
+        <w:t>Слава і нині</w:t>
+      </w:r>
       <w:r>
         <w:rPr>
           <w:rFonts w:ascii="Times New Roman" w:hAnsi="Times New Roman"/>
           <w:sz w:val="24"/>
         </w:rPr>
-        <w:t>Сяє в Церкві, немов зоря на небі,* справді божественний хрест твій, Христе,* обпалюючи бісів, просвічуючи вірних* і посоромлюючи лиця тих, що розп'яли тебе;* деревом хрестовидним колись ти їхніх прародичів визволив з неволі* і вчинив, що вони в пустині мед ссали із скелі.</w:t>
-      </w:r>
-    </w:p>
-    <w:p>
-      <w:pPr>
-        <w:pStyle w:val="Heading1"/>
-      </w:pPr>
-      <w:r>
-        <w:t>Глас 2 - ЧТ</w:t>
-      </w:r>
-    </w:p>
-    <w:p>
-      <w:r>
-        <w:t>/октоїх/1/ЧТ</w:t>
-      </w:r>
-    </w:p>
-    <w:p>
-      <w:pPr>
-        <w:pStyle w:val="Heading2"/>
-      </w:pPr>
-      <w:r>
-        <w:t>ВЕЧІРНЯ</w:t>
-      </w:r>
-    </w:p>
-    <w:p>
-      <w:pPr>
-        <w:pStyle w:val="Heading3"/>
-      </w:pPr>
-      <w:r>
-        <w:t>//господи_взиваю</w:t>
-      </w:r>
-    </w:p>
-    <w:p>
-      <w:r>
-        <w:t>//господи_взиваю/1</w:t>
+        <w:t>: Бувши вільною від природних законів,* у божественнім народженні ти зберегла дівство.* Ти бо єдина породила народженого раніш тебе перед віками;* тому й величаємо тебе, Богородице.</w:t>
+      </w:r>
+    </w:p>
+    <w:p>
+      <w:r>
+        <w:rPr>
+          <w:highlight w:val="darkGray"/>
+        </w:rPr>
+        <w:t>//утреня/хвалитні/стихири/1</w:t>
       </w:r>
     </w:p>
     <w:p>
@@ -575,19 +581,22 @@
           <w:color w:val="FF0000"/>
           <w:sz w:val="24"/>
         </w:rPr>
-        <w:t>(г. 2, подібний: Коли з дерева):</w:t>
+        <w:t>(г. 2):</w:t>
       </w:r>
       <w:r>
         <w:rPr>
           <w:rFonts w:ascii="Times New Roman" w:hAnsi="Times New Roman"/>
           <w:sz w:val="24"/>
         </w:rPr>
-        <w:t xml:space="preserve"> Як ріки духовні, розділені в раю,* ви, мудрі учні Христові, напоїли всю землю,* і зоравши її, засіяли спасенною проповіддю* та пожали буйне колосся, − душі спасенних,* зберігаючи їх в духовних скарбницях,* як прецінне багатство.</w:t>
-      </w:r>
-    </w:p>
-    <w:p>
-      <w:r>
-        <w:t>//господи_взиваю/2</w:t>
+        <w:t xml:space="preserve"> Все, що живе, і все творіння тебе хвалить, Господи,* ти бо хрестом смерть знищив,* щоб показати людям твоє з мертвих воскресіння,* бо ти єдиний чоловіколюбець.</w:t>
+      </w:r>
+    </w:p>
+    <w:p>
+      <w:r>
+        <w:rPr>
+          <w:highlight w:val="darkGray"/>
+        </w:rPr>
+        <w:t>//утреня/хвалитні/стихири/2</w:t>
       </w:r>
     </w:p>
     <w:p>
@@ -600,12 +609,22 @@
           <w:rFonts w:ascii="Times New Roman" w:hAnsi="Times New Roman"/>
           <w:sz w:val="24"/>
         </w:rPr>
-        <w:t>З темряви пристрастей і грішних насолод* визвольте моє дуже пристрасне серце,* бувши світильниками духовного Сходу* і його світлими просвітителями,* звіщаючи всім Сонце, що розвіває темне обманство зловір'я.* Тож моліть його, як самовидці,* щоб воно просвітило наші помисли.</w:t>
-      </w:r>
-    </w:p>
-    <w:p>
-      <w:r>
-        <w:t>//господи_взиваю/3</w:t>
+        <w:t>Нехай скажуть юдеї:* Як то воїни не встерегли Царя?* І чому камінь не зберіг Каменя життя?* Або нехай віддадуть Похованого,* або ж хай поклоняться Воскреслому, кажучи з нами:* Сла</w:t>
+      </w:r>
+      <w:r>
+        <w:rPr>
+          <w:rFonts w:ascii="Times New Roman" w:hAnsi="Times New Roman"/>
+          <w:sz w:val="24"/>
+        </w:rPr>
+        <w:t>ва багатству щедрот твоїх!* Спасе наш, – слава тобі!</w:t>
+      </w:r>
+    </w:p>
+    <w:p>
+      <w:r>
+        <w:rPr>
+          <w:highlight w:val="darkGray"/>
+        </w:rPr>
+        <w:t>//утреня/хвалитні/стихири/3</w:t>
       </w:r>
     </w:p>
     <w:p>
@@ -618,41 +637,22 @@
           <w:rFonts w:ascii="Times New Roman" w:hAnsi="Times New Roman"/>
           <w:sz w:val="24"/>
         </w:rPr>
-        <w:t>Ви справді явилися богонаписаними скрижалями нової благодаті,* тайновидцями і книгами духовними,* що замикають у собі спасенне слово,* написане Духом – перстом Отця,* тому й обійшли ви всю землю,* показуючи ясно всім людям правдиву віру* і стежку до неба.</w:t>
-      </w:r>
-    </w:p>
-    <w:p>
-      <w:pPr>
-        <w:pStyle w:val="Heading1"/>
-      </w:pPr>
-      <w:r>
-        <w:t>Глас 2 - ПТ</w:t>
-      </w:r>
-    </w:p>
-    <w:p>
-      <w:r>
-        <w:t>/октоїх/1/ПТ</w:t>
-      </w:r>
-    </w:p>
-    <w:p>
-      <w:pPr>
-        <w:pStyle w:val="Heading2"/>
-      </w:pPr>
-      <w:r>
-        <w:t>ВЕЧІРНЯ</w:t>
-      </w:r>
-    </w:p>
-    <w:p>
-      <w:pPr>
-        <w:pStyle w:val="Heading3"/>
-      </w:pPr>
-      <w:r>
-        <w:t>//господи_взиваю</w:t>
-      </w:r>
-    </w:p>
-    <w:p>
-      <w:r>
-        <w:t>//господи_взиваю/1</w:t>
+        <w:t xml:space="preserve">Радійте, люди, і веселіться,* бо ангел засів на камені гробнім* і благовістив нам, кажучи:* Христос воскрес із </w:t>
+      </w:r>
+      <w:r>
+        <w:rPr>
+          <w:rFonts w:ascii="Times New Roman" w:hAnsi="Times New Roman"/>
+          <w:sz w:val="24"/>
+        </w:rPr>
+        <w:t>мертвих,* Спаситель світу, який пахощами наповнив усе.* Радійте, люди, і веселіться!</w:t>
+      </w:r>
+    </w:p>
+    <w:p>
+      <w:r>
+        <w:rPr>
+          <w:highlight w:val="darkGray"/>
+        </w:rPr>
+        <w:t>//утреня/хвалитні/стихири/4</w:t>
       </w:r>
     </w:p>
     <w:p>
@@ -660,6 +660,181 @@
         <w:spacing w:after="120"/>
         <w:jc w:val="both"/>
       </w:pPr>
+      <w:r>
+        <w:rPr>
+          <w:rFonts w:ascii="Times New Roman" w:hAnsi="Times New Roman"/>
+          <w:sz w:val="24"/>
+        </w:rPr>
+        <w:t>Ангел перед зачаттям твоїм, Господи,* приніс Благодатній привітання: Радуйся!* Ангел також відвалив кам</w:t>
+      </w:r>
+      <w:r>
+        <w:rPr>
+          <w:rFonts w:ascii="Times New Roman" w:hAnsi="Times New Roman"/>
+          <w:sz w:val="24"/>
+        </w:rPr>
+        <w:t xml:space="preserve">інь з твого славного гробу* під час твого воскресіння.* </w:t>
+      </w:r>
+      <w:r>
+        <w:rPr>
+          <w:rFonts w:ascii="Times New Roman" w:hAnsi="Times New Roman"/>
+          <w:sz w:val="24"/>
+        </w:rPr>
+        <w:t>Той, замість смутку, звістив знаки радости,* цей же, замість смерти, Владику − життя подателя нам проповідував.* Тому й кличемо до тебе:* Господи, доброчинцю всіх, – слава тобі!</w:t>
+      </w:r>
+    </w:p>
+    <w:p>
+      <w:r>
+        <w:rPr>
+          <w:highlight w:val="darkGray"/>
+        </w:rPr>
+        <w:t>//утреня/хвалитні/стихири/5</w:t>
+      </w:r>
+    </w:p>
+    <w:p>
+      <w:pPr>
+        <w:spacing w:after="120"/>
+        <w:jc w:val="both"/>
+      </w:pPr>
+      <w:r>
+        <w:rPr>
+          <w:rFonts w:ascii="Times New Roman" w:hAnsi="Times New Roman"/>
+          <w:sz w:val="24"/>
+        </w:rPr>
+        <w:t>Жінки миро зі сльозами вилили на гріб твій,* і уста їх сповнилися радости,* коли казали: Господь воскрес!</w:t>
+      </w:r>
+    </w:p>
+    <w:p>
+      <w:r>
+        <w:rPr>
+          <w:highlight w:val="darkGray"/>
+        </w:rPr>
+        <w:t>//утреня/хвалитні/стихири/6</w:t>
+      </w:r>
+    </w:p>
+    <w:p>
+      <w:pPr>
+        <w:spacing w:after="120"/>
+        <w:jc w:val="both"/>
+      </w:pPr>
+      <w:r>
+        <w:rPr>
+          <w:rFonts w:ascii="Times New Roman" w:hAnsi="Times New Roman"/>
+          <w:sz w:val="24"/>
+        </w:rPr>
+        <w:t>Нехай прославляють народи й люди Христа Бога нашого,* що добровільно задля нас витерпів хрест і провів три дні в аді.* Тож нехай поклоняться його воскресінню з мертвих,* бо ним просвітилися кінці всього світу.</w:t>
+      </w:r>
+    </w:p>
+    <w:p>
+      <w:r>
+        <w:rPr>
+          <w:highlight w:val="darkGray"/>
+        </w:rPr>
+        <w:t>//утреня/хвалитні/стихири/7</w:t>
+      </w:r>
+    </w:p>
+    <w:p>
+      <w:pPr>
+        <w:spacing w:after="120"/>
+        <w:jc w:val="both"/>
+      </w:pPr>
+      <w:r>
+        <w:rPr>
+          <w:rFonts w:ascii="Times New Roman" w:hAnsi="Times New Roman"/>
+          <w:sz w:val="24"/>
+        </w:rPr>
+        <w:t>Розп'ятий і похований був ти, Христе, як сам захотів,* але ти, Бог і Владика,* здолав смерть і воскрес у славі,* даруючи світові вічне життя і велику милість.</w:t>
+      </w:r>
+    </w:p>
+    <w:p>
+      <w:r>
+        <w:rPr>
+          <w:highlight w:val="darkGray"/>
+        </w:rPr>
+        <w:t>//утреня/хвалитні/стихири/8</w:t>
+      </w:r>
+    </w:p>
+    <w:p>
+      <w:pPr>
+        <w:spacing w:after="120"/>
+        <w:jc w:val="both"/>
+      </w:pPr>
+      <w:r>
+        <w:rPr>
+          <w:rFonts w:ascii="Times New Roman" w:hAnsi="Times New Roman"/>
+          <w:sz w:val="24"/>
+        </w:rPr>
+        <w:t>Воістину, нечестивці,* більшого чуда ви нас сподобили, запечатавши камінь.* Сторожа бо зрозуміла, що він вийшов нині з гробу,* а ви говорили: Скажіть, коли ми спали, прийшли учні й викрали його.* Хто краде мер</w:t>
+      </w:r>
+      <w:r>
+        <w:rPr>
+          <w:rFonts w:ascii="Times New Roman" w:hAnsi="Times New Roman"/>
+          <w:sz w:val="24"/>
+        </w:rPr>
+        <w:t>ця та ще й нагого?* Він же сам воскрес своєю силою, як Бог,* та й залишив свої похоронні полотна в гробі.* Тому прийдіть, невірні, і побачте,* як то він здолав смерть і не розірвав печаті,* даючи людському родові безконечне життя і велику милість.</w:t>
+      </w:r>
+    </w:p>
+    <w:p>
+      <w:r>
+        <w:rPr>
+          <w:highlight w:val="darkGray"/>
+        </w:rPr>
+        <w:t>//утреня/хвалитні/стихири/9</w:t>
+      </w:r>
+    </w:p>
+    <w:p>
+      <w:pPr>
+        <w:spacing w:after="120"/>
+        <w:jc w:val="center"/>
+      </w:pPr>
+      <w:r>
+        <w:rPr>
+          <w:rFonts w:ascii="Times New Roman" w:hAnsi="Times New Roman"/>
+          <w:b/>
+          <w:i/>
+          <w:color w:val="FF0000"/>
+          <w:sz w:val="24"/>
+        </w:rPr>
+        <w:t xml:space="preserve">Стихира </w:t>
+      </w:r>
+      <w:r>
+        <w:rPr>
+          <w:rFonts w:ascii="Times New Roman" w:hAnsi="Times New Roman"/>
+          <w:b/>
+          <w:i/>
+          <w:color w:val="FF0000"/>
+          <w:sz w:val="24"/>
+        </w:rPr>
+        <w:t>євангельська</w:t>
+      </w:r>
+    </w:p>
+    <w:p>
+      <w:r>
+        <w:rPr>
+          <w:highlight w:val="darkGray"/>
+        </w:rPr>
+        <w:t>//утреня/хвалитні/стихири/10</w:t>
+      </w:r>
+    </w:p>
+    <w:p>
+      <w:pPr>
+        <w:spacing w:after="120"/>
+        <w:jc w:val="both"/>
+      </w:pPr>
+      <w:r>
+        <w:rPr>
+          <w:rFonts w:ascii="Times New Roman" w:hAnsi="Times New Roman"/>
+          <w:b/>
+          <w:sz w:val="24"/>
+        </w:rPr>
+        <w:t>Слава</w:t>
+      </w:r>
+      <w:r>
+        <w:rPr>
+          <w:rFonts w:ascii="Times New Roman" w:hAnsi="Times New Roman"/>
+          <w:sz w:val="24"/>
+        </w:rPr>
+        <w:t xml:space="preserve"> </w:t>
+      </w:r>
       <w:r>
         <w:rPr>
           <w:rFonts w:ascii="Times New Roman" w:hAnsi="Times New Roman"/>
@@ -667,7 +842,45 @@
           <w:color w:val="FF0000"/>
           <w:sz w:val="24"/>
         </w:rPr>
-        <w:t>(г. 2, подібний: Коли з дерева):</w:t>
+        <w:t xml:space="preserve">(г. ): </w:t>
+      </w:r>
+    </w:p>
+    <w:p>
+      <w:r>
+        <w:rPr>
+          <w:highlight w:val="darkGray"/>
+        </w:rPr>
+        <w:t>//утреня/хвалитні/стихири/11</w:t>
+      </w:r>
+    </w:p>
+    <w:p>
+      <w:pPr>
+        <w:spacing w:after="120"/>
+        <w:jc w:val="both"/>
+      </w:pPr>
+      <w:r>
+        <w:rPr>
+          <w:rFonts w:ascii="Times New Roman" w:hAnsi="Times New Roman"/>
+          <w:b/>
+          <w:sz w:val="24"/>
+        </w:rPr>
+        <w:t>І нині</w:t>
+      </w:r>
+      <w:r>
+        <w:rPr>
+          <w:rFonts w:ascii="Times New Roman" w:hAnsi="Times New Roman"/>
+          <w:sz w:val="24"/>
+        </w:rPr>
+        <w:t xml:space="preserve">: </w:t>
+      </w:r>
+      <w:r>
+        <w:rPr>
+          <w:rFonts w:ascii="Times New Roman" w:hAnsi="Times New Roman"/>
+          <w:i/>
+          <w:color w:val="FF0000"/>
+          <w:sz w:val="24"/>
+        </w:rPr>
+        <w:t>(г. 2):</w:t>
       </w:r>
       <w:r>
         <w:rPr>
@@ -682,12 +895,57 @@
           <w:rFonts w:ascii="Times New Roman" w:hAnsi="Times New Roman"/>
           <w:sz w:val="24"/>
         </w:rPr>
-        <w:t>Сонце, побачивши тебе, Спасе, на хресті розп'ятого,* затемнилось від остраху перед тобою;* завіса церковна роздерлась і земля затряслася,* і навіть каміння порозпадалось з тремтіння,* неспроможне бачити свого Творця й Бога,* що добровільно страждає* і приймає несправедливі зневаги від беззаконних.</w:t>
-      </w:r>
-    </w:p>
-    <w:p>
-      <w:r>
-        <w:t>//господи_взиваю/2</w:t>
+        <w:t xml:space="preserve">Преблагословенна ти, Богородице Діво,* бо Воплочений з тебе полонив ад,* покликав Адама, усунув прокляття,* визволив Єву, переміг смерть, і ми ожили.* Тому, співаючи, кличемо:* Благословенний Христос Бог наш,* що </w:t>
+      </w:r>
+      <w:r>
+        <w:rPr>
+          <w:rFonts w:ascii="Times New Roman" w:hAnsi="Times New Roman"/>
+          <w:sz w:val="24"/>
+        </w:rPr>
+        <w:t>на це зволив, – слава тобі.</w:t>
+      </w:r>
+    </w:p>
+    <w:p>
+      <w:pPr>
+        <w:pStyle w:val="Heading1"/>
+      </w:pPr>
+      <w:r>
+        <w:t>Глас 2 - ПН</w:t>
+      </w:r>
+    </w:p>
+    <w:p>
+      <w:r>
+        <w:rPr>
+          <w:highlight w:val="darkGray"/>
+        </w:rPr>
+        <w:t>/октоїх/2/ПН</w:t>
+      </w:r>
+    </w:p>
+    <w:p>
+      <w:pPr>
+        <w:pStyle w:val="Heading2"/>
+      </w:pPr>
+      <w:r>
+        <w:t>ВЕЧІРНЯ</w:t>
+      </w:r>
+    </w:p>
+    <w:p>
+      <w:pPr>
+        <w:pStyle w:val="Heading3"/>
+      </w:pPr>
+      <w:r>
+        <w:rPr>
+          <w:highlight w:val="darkGray"/>
+        </w:rPr>
+        <w:t>//вечірня/господи_взиваю</w:t>
+      </w:r>
+    </w:p>
+    <w:p>
+      <w:r>
+        <w:rPr>
+          <w:highlight w:val="darkGray"/>
+        </w:rPr>
+        <w:t>//вечірня/господи_взиваю/стихири/1</w:t>
       </w:r>
     </w:p>
     <w:p>
@@ -698,14 +956,26 @@
       <w:r>
         <w:rPr>
           <w:rFonts w:ascii="Times New Roman" w:hAnsi="Times New Roman"/>
+          <w:i/>
+          <w:color w:val="FF0000"/>
           <w:sz w:val="24"/>
         </w:rPr>
-        <w:t>Увесь був повержений на землю,* увесь поражений страшним падінням, лежить змій вселукавий,* коли тебе піднесено на дерево, Чоловіколюбче.* Адам визволяється з прокляття і спасенним стає той,* що перше був засуджений.* Тому й ми молимось: Спаси нас усіх, Щедрий,* і сподоби твого царства.</w:t>
-      </w:r>
-    </w:p>
-    <w:p>
-      <w:r>
-        <w:t>//господи_взиваю/3</w:t>
+        <w:t>(г. 2: подібний: Коли з дерева):</w:t>
+      </w:r>
+      <w:r>
+        <w:rPr>
+          <w:rFonts w:ascii="Times New Roman" w:hAnsi="Times New Roman"/>
+          <w:sz w:val="24"/>
+        </w:rPr>
+        <w:t xml:space="preserve"> Отче предобрий і Сину, Слово отче,* і Душе Святий, нестворене єство,* що маєш джерело милосердя* і виливаєш бездонні благодаті, і потоки щедрот!* Прийми нашу молитву й моління,* подай усім грішникам прощення, як Бог щедрий і чоловіколюбний.</w:t>
+      </w:r>
+    </w:p>
+    <w:p>
+      <w:r>
+        <w:rPr>
+          <w:highlight w:val="darkGray"/>
+        </w:rPr>
+        <w:t>//вечірня/господи_взиваю/стихири/2</w:t>
       </w:r>
     </w:p>
     <w:p>
@@ -718,10 +988,2875 @@
           <w:rFonts w:ascii="Times New Roman" w:hAnsi="Times New Roman"/>
           <w:sz w:val="24"/>
         </w:rPr>
+        <w:t>Як Бог, ти за своєю природою маєш серце,* сповнене щедрот, милости й доброти.* Тому молимо тебе, Христе Спасе наш,* і припавши, кличемо до тебе завжди, благаючи:* Дай твоїм слугам розрішення численних гріхів* і прощення всього, в чому ми провинилися,* як Бог щедрий і чоловіколюбний.</w:t>
+      </w:r>
+    </w:p>
+    <w:p>
+      <w:r>
+        <w:rPr>
+          <w:highlight w:val="darkGray"/>
+        </w:rPr>
+        <w:t>//вечірня/господи_взиваю/стихири/3</w:t>
+      </w:r>
+    </w:p>
+    <w:p>
+      <w:pPr>
+        <w:spacing w:after="120"/>
+        <w:jc w:val="both"/>
+      </w:pPr>
+      <w:r>
+        <w:rPr>
+          <w:rFonts w:ascii="Times New Roman" w:hAnsi="Times New Roman"/>
+          <w:sz w:val="24"/>
+        </w:rPr>
+        <w:t>Бажаючи, Спасе, як Бог спасти всіх,* ради яких ти прийняв тіло і явно став людиною,* спаси нас, що шануємо твої заповіді.* Бо ти, Чоловіколюбче, не прийшов, щоб спасти праведних,* але нас, скованих безліччю провин,* визволити благодаттю божественного хрищення,* як Бог щедрий і чоловіколюбний.</w:t>
+      </w:r>
+    </w:p>
+    <w:p>
+      <w:r>
+        <w:rPr>
+          <w:highlight w:val="darkGray"/>
+        </w:rPr>
+        <w:t>//вечірня/стиховня/стихири/1</w:t>
+      </w:r>
+    </w:p>
+    <w:p>
+      <w:pPr>
+        <w:spacing w:after="120"/>
+        <w:jc w:val="both"/>
+      </w:pPr>
+      <w:r>
+        <w:rPr>
+          <w:rFonts w:ascii="Times New Roman" w:hAnsi="Times New Roman"/>
+          <w:i/>
+          <w:color w:val="FF0000"/>
+          <w:sz w:val="24"/>
+        </w:rPr>
+        <w:t>(г. 2):</w:t>
+      </w:r>
+      <w:r>
+        <w:rPr>
+          <w:rFonts w:ascii="Times New Roman" w:hAnsi="Times New Roman"/>
+          <w:sz w:val="24"/>
+        </w:rPr>
+        <w:t xml:space="preserve"> Згрішили ми перед тобою, Христе Спасе,* як блудний син,* тож прийми нас, Отче, розкаяних,* помилуй нас, Боже.</w:t>
+      </w:r>
+    </w:p>
+    <w:p>
+      <w:r>
+        <w:rPr>
+          <w:highlight w:val="darkGray"/>
+        </w:rPr>
+        <w:t>//вечірня/стиховня/стихири/2</w:t>
+      </w:r>
+    </w:p>
+    <w:p>
+      <w:pPr>
+        <w:spacing w:after="120"/>
+        <w:jc w:val="both"/>
+      </w:pPr>
+      <w:r>
+        <w:rPr>
+          <w:rFonts w:ascii="Times New Roman" w:hAnsi="Times New Roman"/>
+          <w:sz w:val="24"/>
+        </w:rPr>
+        <w:t>Кличу до тебе, Христе Спасе,* митаревим голосом:* Очисти мене, як і його,* і помилуй мене Боже!</w:t>
+      </w:r>
+    </w:p>
+    <w:p>
+      <w:r>
+        <w:rPr>
+          <w:highlight w:val="darkGray"/>
+        </w:rPr>
+        <w:t>//вечірня/стиховня/стихири/3</w:t>
+      </w:r>
+    </w:p>
+    <w:p>
+      <w:pPr>
+        <w:spacing w:after="120"/>
+        <w:jc w:val="both"/>
+      </w:pPr>
+      <w:r>
+        <w:rPr>
+          <w:rFonts w:ascii="Times New Roman" w:hAnsi="Times New Roman"/>
+          <w:sz w:val="24"/>
+        </w:rPr>
+        <w:t>Страстотерпці, що земної втіхи не злюбили,* сподобилися небесних благ* і стали співгромадянами ангелів;* тож задля їх молитов, Господи,* помилуй і спаси нас.</w:t>
+      </w:r>
+    </w:p>
+    <w:p>
+      <w:r>
+        <w:rPr>
+          <w:highlight w:val="darkGray"/>
+        </w:rPr>
+        <w:t>//вечірня/стиховня/стихири/4</w:t>
+      </w:r>
+    </w:p>
+    <w:p>
+      <w:pPr>
+        <w:spacing w:after="120"/>
+        <w:jc w:val="both"/>
+      </w:pPr>
+      <w:r>
+        <w:rPr>
+          <w:rFonts w:ascii="Times New Roman" w:hAnsi="Times New Roman"/>
+          <w:b/>
+          <w:sz w:val="24"/>
+        </w:rPr>
+        <w:t>Слава і нині</w:t>
+      </w:r>
+      <w:r>
+        <w:rPr>
+          <w:rFonts w:ascii="Times New Roman" w:hAnsi="Times New Roman"/>
+          <w:sz w:val="24"/>
+        </w:rPr>
+        <w:t>: Радуйся, Маріє Богородице, храме непорушний,* ще й святий, як кличе пророк:* Святий храм твій, чудний у правді!</w:t>
+      </w:r>
+    </w:p>
+    <w:p>
+      <w:pPr>
+        <w:pStyle w:val="Heading2"/>
+      </w:pPr>
+      <w:r>
+        <w:t>УТРЕНЯ</w:t>
+      </w:r>
+    </w:p>
+    <w:p>
+      <w:r>
+        <w:rPr>
+          <w:highlight w:val="darkGray"/>
+        </w:rPr>
+        <w:t>//утреня/сідальні_по_першому_славословї/1</w:t>
+      </w:r>
+    </w:p>
+    <w:p>
+      <w:pPr>
+        <w:spacing w:after="120"/>
+        <w:jc w:val="both"/>
+      </w:pPr>
+      <w:r>
+        <w:rPr>
+          <w:rFonts w:ascii="Times New Roman" w:hAnsi="Times New Roman"/>
+          <w:i/>
+          <w:color w:val="FF0000"/>
+          <w:sz w:val="24"/>
+        </w:rPr>
+        <w:t>(г. 2):</w:t>
+      </w:r>
+      <w:r>
+        <w:rPr>
+          <w:rFonts w:ascii="Times New Roman" w:hAnsi="Times New Roman"/>
+          <w:sz w:val="24"/>
+        </w:rPr>
+        <w:t xml:space="preserve"> Немов морські хвилі піднялись на мене мої беззаконня* і, немов корабель на морі, з-за численних гріхів, самітно потопаю,* але ти, Господи, покеруй мною до тихої пристані покаяння* і спаси мене.</w:t>
+      </w:r>
+    </w:p>
+    <w:p>
+      <w:r>
+        <w:rPr>
+          <w:highlight w:val="darkGray"/>
+        </w:rPr>
+        <w:t>//утреня/сідальні_по_першому_славословї/2</w:t>
+      </w:r>
+    </w:p>
+    <w:p>
+      <w:pPr>
+        <w:spacing w:after="120"/>
+        <w:jc w:val="both"/>
+      </w:pPr>
+      <w:r>
+        <w:rPr>
+          <w:rFonts w:ascii="Times New Roman" w:hAnsi="Times New Roman"/>
+          <w:b/>
+          <w:sz w:val="24"/>
+        </w:rPr>
+        <w:t>Слава і нині</w:t>
+      </w:r>
+      <w:r>
+        <w:rPr>
+          <w:rFonts w:ascii="Times New Roman" w:hAnsi="Times New Roman"/>
+          <w:sz w:val="24"/>
+        </w:rPr>
+        <w:t>: Будучи джерелом милосердя,* сподоби нас твоєї милости, Богородице;* зглянься на людей грішних* і покажи, як завжди, твою силу, бо уповаючи на тебе, співаємо тобі: Радуйся!* – як колись Гавриїл, безтілесних архистратиг.</w:t>
+      </w:r>
+    </w:p>
+    <w:p>
+      <w:r>
+        <w:rPr>
+          <w:highlight w:val="darkGray"/>
+        </w:rPr>
+        <w:t>//утреня/сідальні_по_другому_славословї/1</w:t>
+      </w:r>
+    </w:p>
+    <w:p>
+      <w:pPr>
+        <w:spacing w:after="120"/>
+        <w:jc w:val="both"/>
+      </w:pPr>
+      <w:r>
+        <w:rPr>
+          <w:rFonts w:ascii="Times New Roman" w:hAnsi="Times New Roman"/>
+          <w:i/>
+          <w:color w:val="FF0000"/>
+          <w:sz w:val="24"/>
+        </w:rPr>
+        <w:t>(г. 2):</w:t>
+      </w:r>
+      <w:r>
+        <w:rPr>
+          <w:rFonts w:ascii="Times New Roman" w:hAnsi="Times New Roman"/>
+          <w:sz w:val="24"/>
+        </w:rPr>
+        <w:t xml:space="preserve"> Помилуй мене! – благав Давид,* і ми кличемо до тебе: Згрішили ми, Спасе!* Очисти наші гріхи покаянням і помилуй нас.</w:t>
+      </w:r>
+    </w:p>
+    <w:p>
+      <w:r>
+        <w:rPr>
+          <w:highlight w:val="darkGray"/>
+        </w:rPr>
+        <w:t>//утреня/сідальні_по_другому_славословї/2</w:t>
+      </w:r>
+    </w:p>
+    <w:p>
+      <w:pPr>
+        <w:spacing w:after="120"/>
+        <w:jc w:val="both"/>
+      </w:pPr>
+      <w:r>
+        <w:rPr>
+          <w:rFonts w:ascii="Times New Roman" w:hAnsi="Times New Roman"/>
+          <w:b/>
+          <w:sz w:val="24"/>
+        </w:rPr>
+        <w:t>Слава і нині</w:t>
+      </w:r>
+      <w:r>
+        <w:rPr>
+          <w:rFonts w:ascii="Times New Roman" w:hAnsi="Times New Roman"/>
+          <w:sz w:val="24"/>
+        </w:rPr>
+        <w:t>: Тебе величаємо, Богородице, кличучи:* Радуйся, зачинена брамо,* якою відчинено давній рай.</w:t>
+      </w:r>
+    </w:p>
+    <w:p>
+      <w:r>
+        <w:rPr>
+          <w:highlight w:val="darkGray"/>
+        </w:rPr>
+        <w:t>//утреня/світильні/1</w:t>
+      </w:r>
+    </w:p>
+    <w:p>
+      <w:pPr>
+        <w:spacing w:after="120"/>
+        <w:jc w:val="both"/>
+      </w:pPr>
+      <w:r>
+        <w:rPr>
+          <w:rFonts w:ascii="Times New Roman" w:hAnsi="Times New Roman"/>
+          <w:sz w:val="24"/>
+        </w:rPr>
+        <w:t>Архангели й ангели, начала й господьства,* сили і власті, престоли, багатозорі херувими і шестокрильні серафими!* Моліться за нас, щоб визволились ми від бід і вогню невгасного.</w:t>
+      </w:r>
+    </w:p>
+    <w:p>
+      <w:r>
+        <w:rPr>
+          <w:highlight w:val="darkGray"/>
+        </w:rPr>
+        <w:t>//утреня/світильні/2</w:t>
+      </w:r>
+    </w:p>
+    <w:p>
+      <w:pPr>
+        <w:spacing w:after="120"/>
+        <w:jc w:val="both"/>
+      </w:pPr>
+      <w:r>
+        <w:rPr>
+          <w:rFonts w:ascii="Times New Roman" w:hAnsi="Times New Roman"/>
+          <w:b/>
+          <w:sz w:val="24"/>
+        </w:rPr>
+        <w:t>Слава і нині</w:t>
+      </w:r>
+      <w:r>
+        <w:rPr>
+          <w:rFonts w:ascii="Times New Roman" w:hAnsi="Times New Roman"/>
+          <w:sz w:val="24"/>
+        </w:rPr>
+        <w:t>: Ти мені заступниця, Пречиста,* кріпке забороло і провідниця світу,* тож до тебе припадаю і кличу:* Визволь мене, Діво, від лютих бід та звільни від вічного вогню,* бо на тебе надіюся.</w:t>
+      </w:r>
+    </w:p>
+    <w:p>
+      <w:r>
+        <w:rPr>
+          <w:highlight w:val="darkGray"/>
+        </w:rPr>
+        <w:t>//утреня/стиховня/стихири/1</w:t>
+      </w:r>
+    </w:p>
+    <w:p>
+      <w:pPr>
+        <w:spacing w:after="120"/>
+        <w:jc w:val="both"/>
+      </w:pPr>
+      <w:r>
+        <w:rPr>
+          <w:rFonts w:ascii="Times New Roman" w:hAnsi="Times New Roman"/>
+          <w:i/>
+          <w:color w:val="FF0000"/>
+          <w:sz w:val="24"/>
+        </w:rPr>
+        <w:t>(г. 2):</w:t>
+      </w:r>
+      <w:r>
+        <w:rPr>
+          <w:rFonts w:ascii="Times New Roman" w:hAnsi="Times New Roman"/>
+          <w:sz w:val="24"/>
+        </w:rPr>
+        <w:t xml:space="preserve"> Розваживши безумство сподіяних мною лихих вчинків,* подібно як митар і заплакана грішниця та блудний син,* приходжу до твоїх щедрот і припадаю до тебе, Милостивий:* Перше ніж засудити мене,* пощади і помилуй мене, Боже!</w:t>
+      </w:r>
+    </w:p>
+    <w:p>
+      <w:r>
+        <w:rPr>
+          <w:highlight w:val="darkGray"/>
+        </w:rPr>
+        <w:t>//утреня/стиховня/стихири/2</w:t>
+      </w:r>
+    </w:p>
+    <w:p>
+      <w:pPr>
+        <w:spacing w:after="120"/>
+        <w:jc w:val="both"/>
+      </w:pPr>
+      <w:r>
+        <w:rPr>
+          <w:rFonts w:ascii="Times New Roman" w:hAnsi="Times New Roman"/>
+          <w:i/>
+          <w:color w:val="FF0000"/>
+          <w:sz w:val="24"/>
+        </w:rPr>
+        <w:t>Стих:</w:t>
+      </w:r>
+      <w:r>
+        <w:rPr>
+          <w:rFonts w:ascii="Times New Roman" w:hAnsi="Times New Roman"/>
+          <w:i/>
+          <w:sz w:val="24"/>
+        </w:rPr>
+        <w:t xml:space="preserve"> </w:t>
+      </w:r>
+      <w:r>
+        <w:rPr>
+          <w:rFonts w:ascii="Times New Roman" w:hAnsi="Times New Roman"/>
+          <w:sz w:val="24"/>
+          <w:u w:val="single"/>
+        </w:rPr>
+        <w:t>Насити нас уранці милістю твоєю, Господи, щоб ми раділи й веселились по всі дні наші. Звесели нас мірою днів, за яких ти засмутив нас, мірою літ, що в них ми зазнали горя.* Нехай виявиться твоїм слугам твоє діло, і слава твоя – їхнім дітям.</w:t>
+      </w:r>
+    </w:p>
+    <w:p>
+      <w:r>
+        <w:rPr>
+          <w:highlight w:val="darkGray"/>
+        </w:rPr>
+        <w:t>//утреня/стиховня/стихири/3</w:t>
+      </w:r>
+    </w:p>
+    <w:p>
+      <w:pPr>
+        <w:spacing w:after="120"/>
+        <w:jc w:val="both"/>
+      </w:pPr>
+      <w:r>
+        <w:rPr>
+          <w:rFonts w:ascii="Times New Roman" w:hAnsi="Times New Roman"/>
+          <w:sz w:val="24"/>
+        </w:rPr>
+        <w:t>Не зважай на мої беззаконня, Господи, зроджений з Діви,* але очисти серце моє,* створюючи в ньому храм Святого твого Духа.* Не відкинь мене від твого лиця,* бо ти маєш безмірно велику милість.</w:t>
+      </w:r>
+    </w:p>
+    <w:p>
+      <w:r>
+        <w:rPr>
+          <w:highlight w:val="darkGray"/>
+        </w:rPr>
+        <w:t>//утреня/стиховня/стихири/4</w:t>
+      </w:r>
+    </w:p>
+    <w:p>
+      <w:pPr>
+        <w:spacing w:after="120"/>
+        <w:jc w:val="both"/>
+      </w:pPr>
+      <w:r>
+        <w:rPr>
+          <w:rFonts w:ascii="Times New Roman" w:hAnsi="Times New Roman"/>
+          <w:i/>
+          <w:color w:val="FF0000"/>
+          <w:sz w:val="24"/>
+        </w:rPr>
+        <w:t>Стих:</w:t>
+      </w:r>
+      <w:r>
+        <w:rPr>
+          <w:rFonts w:ascii="Times New Roman" w:hAnsi="Times New Roman"/>
+          <w:i/>
+          <w:sz w:val="24"/>
+        </w:rPr>
+        <w:t xml:space="preserve"> </w:t>
+      </w:r>
+      <w:r>
+        <w:rPr>
+          <w:rFonts w:ascii="Times New Roman" w:hAnsi="Times New Roman"/>
+          <w:sz w:val="24"/>
+          <w:u w:val="single"/>
+        </w:rPr>
+        <w:t xml:space="preserve">І ласка Господа, Бога нашого, нехай буде над нами,* і стверди діло рук наших; стверди його – діло рук наших. </w:t>
+      </w:r>
+    </w:p>
+    <w:p>
+      <w:r>
+        <w:rPr>
+          <w:highlight w:val="darkGray"/>
+        </w:rPr>
+        <w:t>//утреня/стиховня/стихири/5</w:t>
+      </w:r>
+    </w:p>
+    <w:p>
+      <w:pPr>
+        <w:spacing w:after="120"/>
+        <w:jc w:val="both"/>
+      </w:pPr>
+      <w:r>
+        <w:rPr>
+          <w:rFonts w:ascii="Times New Roman" w:hAnsi="Times New Roman"/>
+          <w:sz w:val="24"/>
+        </w:rPr>
+        <w:t>Постраждавши за Христа аж до смерти, страстотерпні мученики,* поклали ви свої душі на небі в руки Божі,* і по всьому світі почитаються ваші мощі.* Священики й царі поклоняються,* а всі ми, люди, радіючи, кличемо:* Сон праведний перед Господом − смерть його преподобних!</w:t>
+      </w:r>
+    </w:p>
+    <w:p>
+      <w:r>
+        <w:rPr>
+          <w:highlight w:val="darkGray"/>
+        </w:rPr>
+        <w:t>//утреня/стиховня/стихири/6</w:t>
+      </w:r>
+    </w:p>
+    <w:p>
+      <w:pPr>
+        <w:spacing w:after="120"/>
+        <w:jc w:val="both"/>
+      </w:pPr>
+      <w:r>
+        <w:rPr>
+          <w:rFonts w:ascii="Times New Roman" w:hAnsi="Times New Roman"/>
+          <w:b/>
+          <w:sz w:val="24"/>
+        </w:rPr>
+        <w:t>Слава і нині</w:t>
+      </w:r>
+      <w:r>
+        <w:rPr>
+          <w:rFonts w:ascii="Times New Roman" w:hAnsi="Times New Roman"/>
+          <w:sz w:val="24"/>
+        </w:rPr>
+        <w:t>: На тебе, Богородице, поклали ми нашу надію,* щоб не завестись у наших сподіваннях.* Помічнице, спаси нас нерозумних від бід,* і знищ задуми противників,* бо ти наше спасіння, Благословенна.</w:t>
+      </w:r>
+    </w:p>
+    <w:p>
+      <w:pPr>
+        <w:pStyle w:val="Heading1"/>
+      </w:pPr>
+      <w:r>
+        <w:t>Глас 2 - ВВ</w:t>
+      </w:r>
+    </w:p>
+    <w:p>
+      <w:r>
+        <w:rPr>
+          <w:highlight w:val="darkGray"/>
+        </w:rPr>
+        <w:t>/октоїх/2/ВВ</w:t>
+      </w:r>
+    </w:p>
+    <w:p>
+      <w:pPr>
+        <w:pStyle w:val="Heading2"/>
+      </w:pPr>
+      <w:r>
+        <w:t>ВЕЧІРНЯ</w:t>
+      </w:r>
+    </w:p>
+    <w:p>
+      <w:pPr>
+        <w:pStyle w:val="Heading3"/>
+      </w:pPr>
+      <w:r>
+        <w:rPr>
+          <w:highlight w:val="darkGray"/>
+        </w:rPr>
+        <w:t>//вечірня/господи_взиваю</w:t>
+      </w:r>
+    </w:p>
+    <w:p>
+      <w:r>
+        <w:rPr>
+          <w:highlight w:val="darkGray"/>
+        </w:rPr>
+        <w:t>//вечірня/господи_взиваю/стихири/1</w:t>
+      </w:r>
+    </w:p>
+    <w:p>
+      <w:pPr>
+        <w:spacing w:after="120"/>
+        <w:jc w:val="both"/>
+      </w:pPr>
+      <w:r>
+        <w:rPr>
+          <w:rFonts w:ascii="Times New Roman" w:hAnsi="Times New Roman"/>
+          <w:i/>
+          <w:color w:val="FF0000"/>
+          <w:sz w:val="24"/>
+        </w:rPr>
+        <w:t>(г. 2 подібний: Коли з дерева</w:t>
+      </w:r>
+      <w:r>
+        <w:rPr>
+          <w:rFonts w:ascii="Times New Roman" w:hAnsi="Times New Roman"/>
+          <w:color w:val="FF0000"/>
+          <w:sz w:val="24"/>
+        </w:rPr>
+        <w:t xml:space="preserve">): </w:t>
+      </w:r>
+      <w:r>
+        <w:rPr>
+          <w:rFonts w:ascii="Times New Roman" w:hAnsi="Times New Roman"/>
+          <w:sz w:val="24"/>
+        </w:rPr>
+        <w:t>Перевищивши всіх гріхами,* від кого навчусь покаяння?* Якщо зітхну, як митар, боюся обтяжити небо,* коли ж пущу сльозу, як блудниця,* сльозами опоганюю землю;* але ти, Боже, дай мені прощення гріхів, і помилуй мене.</w:t>
+      </w:r>
+    </w:p>
+    <w:p>
+      <w:r>
+        <w:rPr>
+          <w:highlight w:val="darkGray"/>
+        </w:rPr>
+        <w:t>//вечірня/господи_взиваю/стихири/2</w:t>
+      </w:r>
+    </w:p>
+    <w:p>
+      <w:pPr>
+        <w:spacing w:after="120"/>
+        <w:jc w:val="both"/>
+      </w:pPr>
+      <w:r>
+        <w:rPr>
+          <w:rFonts w:ascii="Times New Roman" w:hAnsi="Times New Roman"/>
+          <w:sz w:val="24"/>
+        </w:rPr>
+        <w:t>Всякий гріх вчинили ми,* всіх перевершили в блуді.* Коли бажаємо каятися, не маємо слізних потоків;* і якщо й нині житимемо в лінощах,* то будемо засуджені на муки.*</w:t>
+      </w:r>
+      <w:r>
+        <w:rPr>
+          <w:rFonts w:ascii="Times New Roman" w:hAnsi="Times New Roman"/>
+          <w:sz w:val="24"/>
+        </w:rPr>
+        <w:t xml:space="preserve"> Тому дай нам поправу, єдино добрий Боже, і помилуй нас.</w:t>
+      </w:r>
+    </w:p>
+    <w:p>
+      <w:r>
+        <w:rPr>
+          <w:highlight w:val="darkGray"/>
+        </w:rPr>
+        <w:t>//вечірня/господи_взиваю/стихири/3</w:t>
+      </w:r>
+    </w:p>
+    <w:p>
+      <w:pPr>
+        <w:spacing w:after="120"/>
+        <w:jc w:val="both"/>
+      </w:pPr>
+      <w:r>
+        <w:rPr>
+          <w:rFonts w:ascii="Times New Roman" w:hAnsi="Times New Roman"/>
+          <w:sz w:val="24"/>
+        </w:rPr>
+        <w:t>Подай нам, Христе, як щедрий,* зливу сліз божественного скрушення,* щоб ми плакали й обмили бруди гріхів наших,* що їх спричинили пристрасті.* Тоді станемо перед тобою очищені,* коли схочеш прийти з неба, Господи, судити людей,* як єдино справедливий суддя</w:t>
+      </w:r>
+      <w:r>
+        <w:rPr>
+          <w:rFonts w:ascii="Times New Roman" w:hAnsi="Times New Roman"/>
+          <w:sz w:val="24"/>
+        </w:rPr>
+        <w:t>.</w:t>
+      </w:r>
+    </w:p>
+    <w:p>
+      <w:r>
+        <w:rPr>
+          <w:highlight w:val="darkGray"/>
+        </w:rPr>
+        <w:t>//вечірня/стиховня/стихири/1</w:t>
+      </w:r>
+    </w:p>
+    <w:p>
+      <w:pPr>
+        <w:spacing w:after="120"/>
+        <w:jc w:val="both"/>
+      </w:pPr>
+      <w:r>
+        <w:rPr>
+          <w:rFonts w:ascii="Times New Roman" w:hAnsi="Times New Roman"/>
+          <w:i/>
+          <w:color w:val="FF0000"/>
+          <w:sz w:val="24"/>
+        </w:rPr>
+        <w:t>(г. 2):</w:t>
+      </w:r>
+      <w:r>
+        <w:rPr>
+          <w:rFonts w:ascii="Times New Roman" w:hAnsi="Times New Roman"/>
+          <w:sz w:val="24"/>
+        </w:rPr>
+        <w:t xml:space="preserve"> Згрішили ми перед тобою, Христе Спасе,* як блудний син,* тож прийми нас, Отче, розкаяних,* і помилуй нас, Боже.</w:t>
+      </w:r>
+    </w:p>
+    <w:p>
+      <w:r>
+        <w:rPr>
+          <w:highlight w:val="darkGray"/>
+        </w:rPr>
+        <w:t>//вечірня/стиховня/стихири/2</w:t>
+      </w:r>
+    </w:p>
+    <w:p>
+      <w:pPr>
+        <w:spacing w:after="120"/>
+        <w:jc w:val="both"/>
+      </w:pPr>
+      <w:r>
+        <w:rPr>
+          <w:rFonts w:ascii="Times New Roman" w:hAnsi="Times New Roman"/>
+          <w:sz w:val="24"/>
+        </w:rPr>
+        <w:t>Кличу до тебе, Христе Спасе,* митаревим голосом:* Очисти мене, як і його,* і помилуй мене, Боже!</w:t>
+      </w:r>
+    </w:p>
+    <w:p>
+      <w:r>
+        <w:rPr>
+          <w:highlight w:val="darkGray"/>
+        </w:rPr>
+        <w:t>//вечірня/стиховня/стихири/3</w:t>
+      </w:r>
+    </w:p>
+    <w:p>
+      <w:pPr>
+        <w:spacing w:after="120"/>
+        <w:jc w:val="both"/>
+      </w:pPr>
+      <w:r>
+        <w:rPr>
+          <w:rFonts w:ascii="Times New Roman" w:hAnsi="Times New Roman"/>
+          <w:sz w:val="24"/>
+        </w:rPr>
+        <w:t>Моліннями за нас святих мучеників і славословленням Христа* всяка омана розвіялась,* і рід людський вірою спасається.</w:t>
+      </w:r>
+    </w:p>
+    <w:p>
+      <w:r>
+        <w:rPr>
+          <w:highlight w:val="darkGray"/>
+        </w:rPr>
+        <w:t>//вечірня/стиховня/стихири/4</w:t>
+      </w:r>
+    </w:p>
+    <w:p>
+      <w:pPr>
+        <w:spacing w:after="120"/>
+        <w:jc w:val="both"/>
+      </w:pPr>
+      <w:r>
+        <w:rPr>
+          <w:rFonts w:ascii="Times New Roman" w:hAnsi="Times New Roman"/>
+          <w:b/>
+          <w:sz w:val="24"/>
+        </w:rPr>
+        <w:t>Слава і нині</w:t>
+      </w:r>
+      <w:r>
+        <w:rPr>
+          <w:rFonts w:ascii="Times New Roman" w:hAnsi="Times New Roman"/>
+          <w:sz w:val="24"/>
+        </w:rPr>
+        <w:t xml:space="preserve">: Непрохідна брамо таїнственно запечатана,* благословенна Богородице Діво!* </w:t>
+      </w:r>
+      <w:r>
+        <w:rPr>
+          <w:rFonts w:ascii="Times New Roman" w:hAnsi="Times New Roman"/>
+          <w:sz w:val="24"/>
+        </w:rPr>
+        <w:t>Прийми наші моління і донеси твоєму Синові й Богові нашому,* щоб спас задля тебе душі наші.</w:t>
+      </w:r>
+    </w:p>
+    <w:p>
+      <w:pPr>
+        <w:pStyle w:val="Heading2"/>
+      </w:pPr>
+      <w:r>
+        <w:t>УТРЕНЯ</w:t>
+      </w:r>
+    </w:p>
+    <w:p>
+      <w:r>
+        <w:rPr>
+          <w:highlight w:val="darkGray"/>
+        </w:rPr>
+        <w:t>//утреня/сідальні_по_першому_славословї/1</w:t>
+      </w:r>
+    </w:p>
+    <w:p>
+      <w:pPr>
+        <w:spacing w:after="120"/>
+        <w:jc w:val="both"/>
+      </w:pPr>
+      <w:r>
+        <w:rPr>
+          <w:rFonts w:ascii="Times New Roman" w:hAnsi="Times New Roman"/>
+          <w:i/>
+          <w:color w:val="FF0000"/>
+          <w:sz w:val="24"/>
+        </w:rPr>
+        <w:t>(г. 2):</w:t>
+      </w:r>
+      <w:r>
+        <w:rPr>
+          <w:rFonts w:ascii="Times New Roman" w:hAnsi="Times New Roman"/>
+          <w:sz w:val="24"/>
+        </w:rPr>
+        <w:t xml:space="preserve"> Ми стали, мов те дерево неплідне, Господи і зовсім не чинимо покути.* Боїмося порубання і вогню того невгасного,* тому</w:t>
+      </w:r>
+      <w:r>
+        <w:rPr>
+          <w:rFonts w:ascii="Times New Roman" w:hAnsi="Times New Roman"/>
+          <w:sz w:val="24"/>
+        </w:rPr>
+        <w:t xml:space="preserve"> й молимо тебе:* Поки настане це лихо, наверни і спаси нас.</w:t>
+      </w:r>
+    </w:p>
+    <w:p>
+      <w:r>
+        <w:rPr>
+          <w:highlight w:val="darkGray"/>
+        </w:rPr>
+        <w:t>//утреня/сідальні_по_першому_славословї/2</w:t>
+      </w:r>
+    </w:p>
+    <w:p>
+      <w:pPr>
+        <w:spacing w:after="120"/>
+        <w:jc w:val="both"/>
+      </w:pPr>
+      <w:r>
+        <w:rPr>
+          <w:rFonts w:ascii="Times New Roman" w:hAnsi="Times New Roman"/>
+          <w:b/>
+          <w:sz w:val="24"/>
+        </w:rPr>
+        <w:t>Слава і нині</w:t>
+      </w:r>
+      <w:r>
+        <w:rPr>
+          <w:rFonts w:ascii="Times New Roman" w:hAnsi="Times New Roman"/>
+          <w:sz w:val="24"/>
+        </w:rPr>
+        <w:t>: Завдяки тобі, Богородице Діво,* ми стали учасниками божественної природи,* бо ти народила нам воплоченого Бога.* Тому, як і належить, всі тебе побожно величаємо.</w:t>
+      </w:r>
+    </w:p>
+    <w:p>
+      <w:r>
+        <w:rPr>
+          <w:highlight w:val="darkGray"/>
+        </w:rPr>
+        <w:t>//утреня/сідальні_по_другому_славословї/1</w:t>
+      </w:r>
+    </w:p>
+    <w:p>
+      <w:pPr>
+        <w:spacing w:after="120"/>
+        <w:jc w:val="both"/>
+      </w:pPr>
+      <w:r>
+        <w:rPr>
+          <w:rFonts w:ascii="Times New Roman" w:hAnsi="Times New Roman"/>
+          <w:i/>
+          <w:color w:val="FF0000"/>
+          <w:sz w:val="24"/>
+        </w:rPr>
+        <w:t>(г. 2):</w:t>
+      </w:r>
+      <w:r>
+        <w:rPr>
+          <w:rFonts w:ascii="Times New Roman" w:hAnsi="Times New Roman"/>
+          <w:sz w:val="24"/>
+        </w:rPr>
+        <w:t xml:space="preserve"> Помилуй мене, Боже, помилуй мене!* – ридав Давид задля двох гріхів,* я ж кличу до тебе задля незліченних гріхів.* Він зрошував свою постіль сльозами,* а в мене ні одної краплини не знайшлося.* Тому у відчаю молюся:* Помилуй мене, Боже, з великої милости т</w:t>
+      </w:r>
+      <w:r>
+        <w:rPr>
+          <w:rFonts w:ascii="Times New Roman" w:hAnsi="Times New Roman"/>
+          <w:sz w:val="24"/>
+        </w:rPr>
+        <w:t>воєї.</w:t>
+      </w:r>
+    </w:p>
+    <w:p>
+      <w:r>
+        <w:rPr>
+          <w:highlight w:val="darkGray"/>
+        </w:rPr>
+        <w:t>//утреня/сідальні_по_другому_славословї/2</w:t>
+      </w:r>
+    </w:p>
+    <w:p>
+      <w:pPr>
+        <w:spacing w:after="120"/>
+        <w:jc w:val="both"/>
+      </w:pPr>
+      <w:r>
+        <w:rPr>
+          <w:rFonts w:ascii="Times New Roman" w:hAnsi="Times New Roman"/>
+          <w:b/>
+          <w:sz w:val="24"/>
+        </w:rPr>
+        <w:t>Слава і нині</w:t>
+      </w:r>
+      <w:r>
+        <w:rPr>
+          <w:rFonts w:ascii="Times New Roman" w:hAnsi="Times New Roman"/>
+          <w:sz w:val="24"/>
+        </w:rPr>
+        <w:t>: Богородице, не погордуй мною!* Потребую твого заступництва,* бо на тебе надіється душа моя, – помилуй мене.</w:t>
+      </w:r>
+    </w:p>
+    <w:p>
+      <w:r>
+        <w:rPr>
+          <w:highlight w:val="darkGray"/>
+        </w:rPr>
+        <w:t>//утреня/світильні/1</w:t>
+      </w:r>
+    </w:p>
+    <w:p>
+      <w:pPr>
+        <w:spacing w:after="120"/>
+        <w:jc w:val="both"/>
+      </w:pPr>
+      <w:r>
+        <w:rPr>
+          <w:rFonts w:ascii="Times New Roman" w:hAnsi="Times New Roman"/>
+          <w:sz w:val="24"/>
+        </w:rPr>
+        <w:t>Пророче преславний і Предтече благодати!* Ти проповідував усім покаяння на спасіння* і показав, блаженний, Агнця, що бере гріхи світу.* Моли його нині, щоб він помилував світ.</w:t>
+      </w:r>
+    </w:p>
+    <w:p>
+      <w:r>
+        <w:rPr>
+          <w:highlight w:val="darkGray"/>
+        </w:rPr>
+        <w:t>//утреня/світильні/2</w:t>
+      </w:r>
+    </w:p>
+    <w:p>
+      <w:pPr>
+        <w:spacing w:after="120"/>
+        <w:jc w:val="both"/>
+      </w:pPr>
+      <w:r>
+        <w:rPr>
+          <w:rFonts w:ascii="Times New Roman" w:hAnsi="Times New Roman"/>
+          <w:b/>
+          <w:sz w:val="24"/>
+        </w:rPr>
+        <w:t>Слава і нині</w:t>
+      </w:r>
+      <w:r>
+        <w:rPr>
+          <w:rFonts w:ascii="Times New Roman" w:hAnsi="Times New Roman"/>
+          <w:sz w:val="24"/>
+        </w:rPr>
+        <w:t>: Тебе, Діво, сповістили всі пророки.* Давид назвав тебе горою і кораблем, і світильником,* і драбиною, і мостом, і посудиною, що носить манну,* і палицею розквітлою,* а ми тебе, як Богородицю, гідно почитаємо.</w:t>
+      </w:r>
+    </w:p>
+    <w:p>
+      <w:r>
+        <w:rPr>
+          <w:highlight w:val="darkGray"/>
+        </w:rPr>
+        <w:t>//утреня/стиховня/стихири/1</w:t>
+      </w:r>
+    </w:p>
+    <w:p>
+      <w:pPr>
+        <w:spacing w:after="120"/>
+        <w:jc w:val="both"/>
+      </w:pPr>
+      <w:r>
+        <w:rPr>
+          <w:rFonts w:ascii="Times New Roman" w:hAnsi="Times New Roman"/>
+          <w:i/>
+          <w:color w:val="FF0000"/>
+          <w:sz w:val="24"/>
+        </w:rPr>
+        <w:t>(г. 2):</w:t>
+      </w:r>
+      <w:r>
+        <w:rPr>
+          <w:rFonts w:ascii="Times New Roman" w:hAnsi="Times New Roman"/>
+          <w:sz w:val="24"/>
+        </w:rPr>
+        <w:t xml:space="preserve"> Розваживши безумство сподіяних мною лихих вчинків,* подібно як митар і заплакана грішниця та блудний син,* приходжу до твоїх щедрот і припадаю до тебе, Милостивий:* Перше ніж засудити мене,* пощади і помилуй мене, Боже!</w:t>
+      </w:r>
+    </w:p>
+    <w:p>
+      <w:r>
+        <w:rPr>
+          <w:highlight w:val="darkGray"/>
+        </w:rPr>
+        <w:t>//утреня/стиховня/стихири/2</w:t>
+      </w:r>
+    </w:p>
+    <w:p>
+      <w:pPr>
+        <w:spacing w:after="120"/>
+        <w:jc w:val="both"/>
+      </w:pPr>
+      <w:r>
+        <w:rPr>
+          <w:rFonts w:ascii="Times New Roman" w:hAnsi="Times New Roman"/>
+          <w:i/>
+          <w:color w:val="FF0000"/>
+          <w:sz w:val="24"/>
+        </w:rPr>
+        <w:t>Стих:</w:t>
+      </w:r>
+      <w:r>
+        <w:rPr>
+          <w:rFonts w:ascii="Times New Roman" w:hAnsi="Times New Roman"/>
+          <w:i/>
+          <w:sz w:val="24"/>
+        </w:rPr>
+        <w:t xml:space="preserve"> </w:t>
+      </w:r>
+      <w:r>
+        <w:rPr>
+          <w:rFonts w:ascii="Times New Roman" w:hAnsi="Times New Roman"/>
+          <w:sz w:val="24"/>
+          <w:u w:val="single"/>
+        </w:rPr>
+        <w:t>Насити нас уранці милістю тво</w:t>
+      </w:r>
+      <w:r>
+        <w:rPr>
+          <w:rFonts w:ascii="Times New Roman" w:hAnsi="Times New Roman"/>
+          <w:sz w:val="24"/>
+          <w:u w:val="single"/>
+        </w:rPr>
+        <w:t>єю, Господи, щоб ми раділи й веселились по всі дні наші. Звесели нас мірою днів, за яких ти засмутив нас, мірою літ, що в них ми зазнали горя.* Нехай виявиться твоїм слугам твоє діло, і слава твоя – їхнім дітям.</w:t>
+      </w:r>
+    </w:p>
+    <w:p>
+      <w:r>
+        <w:rPr>
+          <w:highlight w:val="darkGray"/>
+        </w:rPr>
+        <w:t>//утреня/стиховня/стихири/3</w:t>
+      </w:r>
+    </w:p>
+    <w:p>
+      <w:pPr>
+        <w:spacing w:after="120"/>
+        <w:jc w:val="both"/>
+      </w:pPr>
+      <w:r>
+        <w:rPr>
+          <w:rFonts w:ascii="Times New Roman" w:hAnsi="Times New Roman"/>
+          <w:sz w:val="24"/>
+        </w:rPr>
+        <w:t>Не зважай на мої беззаконня, Господи, зроджений з Діви,* але очисти серце моє,* створюючи в ньому храм Святого твого Духа.* Не відкинь мене від твого лиця,* бо ти маєш безмірно велику милість.</w:t>
+      </w:r>
+    </w:p>
+    <w:p>
+      <w:r>
+        <w:rPr>
+          <w:highlight w:val="darkGray"/>
+        </w:rPr>
+        <w:t>//утреня/стиховня/стихири/4</w:t>
+      </w:r>
+    </w:p>
+    <w:p>
+      <w:pPr>
+        <w:spacing w:after="120"/>
+        <w:jc w:val="both"/>
+      </w:pPr>
+      <w:r>
+        <w:rPr>
+          <w:rFonts w:ascii="Times New Roman" w:hAnsi="Times New Roman"/>
+          <w:i/>
+          <w:color w:val="FF0000"/>
+          <w:sz w:val="24"/>
+        </w:rPr>
+        <w:t>Стих</w:t>
+      </w:r>
+      <w:r>
+        <w:rPr>
+          <w:rFonts w:ascii="Times New Roman" w:hAnsi="Times New Roman"/>
+          <w:color w:val="FF0000"/>
+          <w:sz w:val="24"/>
+        </w:rPr>
+        <w:t>:</w:t>
+      </w:r>
+      <w:r>
+        <w:rPr>
+          <w:rFonts w:ascii="Times New Roman" w:hAnsi="Times New Roman"/>
+          <w:sz w:val="24"/>
+        </w:rPr>
+        <w:t xml:space="preserve"> </w:t>
+      </w:r>
+      <w:r>
+        <w:rPr>
+          <w:rFonts w:ascii="Times New Roman" w:hAnsi="Times New Roman"/>
+          <w:sz w:val="24"/>
+          <w:u w:val="single"/>
+        </w:rPr>
+        <w:t>І ласка Господа, Бога нашого, нехай буде над нами,* і ств</w:t>
+      </w:r>
+      <w:r>
+        <w:rPr>
+          <w:rFonts w:ascii="Times New Roman" w:hAnsi="Times New Roman"/>
+          <w:sz w:val="24"/>
+          <w:u w:val="single"/>
+        </w:rPr>
+        <w:t xml:space="preserve">ерди діло рук наших; стверди його – діло рук наших. </w:t>
+      </w:r>
+    </w:p>
+    <w:p>
+      <w:r>
+        <w:rPr>
+          <w:highlight w:val="darkGray"/>
+        </w:rPr>
+        <w:t>//утреня/стиховня/стихири/5</w:t>
+      </w:r>
+    </w:p>
+    <w:p>
+      <w:pPr>
+        <w:spacing w:after="120"/>
+        <w:jc w:val="both"/>
+      </w:pPr>
+      <w:r>
+        <w:rPr>
+          <w:rFonts w:ascii="Times New Roman" w:hAnsi="Times New Roman"/>
+          <w:sz w:val="24"/>
+        </w:rPr>
+        <w:t>Святі мученики, взявши хрест Христовий, як непереможну зброю,* знищили всю диявольську силу,* і прийнявши вінки небесні, стали нам твердинею* і за нас до нього моляться.</w:t>
+      </w:r>
+    </w:p>
+    <w:p>
+      <w:r>
+        <w:rPr>
+          <w:highlight w:val="darkGray"/>
+        </w:rPr>
+        <w:t>//утреня/стиховня/стихири/6</w:t>
+      </w:r>
+    </w:p>
+    <w:p>
+      <w:pPr>
+        <w:spacing w:after="120"/>
+        <w:jc w:val="both"/>
+      </w:pPr>
+      <w:r>
+        <w:rPr>
+          <w:rFonts w:ascii="Times New Roman" w:hAnsi="Times New Roman"/>
+          <w:b/>
+          <w:sz w:val="24"/>
+        </w:rPr>
+        <w:t>Слава і нині</w:t>
+      </w:r>
+      <w:r>
+        <w:rPr>
+          <w:rFonts w:ascii="Times New Roman" w:hAnsi="Times New Roman"/>
+          <w:sz w:val="24"/>
+        </w:rPr>
+        <w:t xml:space="preserve">: Спаси від бід слуг </w:t>
+      </w:r>
+      <w:r>
+        <w:rPr>
+          <w:rFonts w:ascii="Times New Roman" w:hAnsi="Times New Roman"/>
+          <w:sz w:val="24"/>
+        </w:rPr>
+        <w:t>твоїх, Богородице Діво,* бо ми всі, по Бозі, до тебе прибігаємо,* як до незрушної твердині і захорони.</w:t>
+      </w:r>
+    </w:p>
+    <w:p>
+      <w:pPr>
+        <w:pStyle w:val="Heading1"/>
+      </w:pPr>
+      <w:r>
+        <w:t>Глас 2 - СР</w:t>
+      </w:r>
+    </w:p>
+    <w:p>
+      <w:r>
+        <w:rPr>
+          <w:highlight w:val="darkGray"/>
+        </w:rPr>
+        <w:t>/октоїх/2/СР</w:t>
+      </w:r>
+    </w:p>
+    <w:p>
+      <w:pPr>
+        <w:pStyle w:val="Heading2"/>
+      </w:pPr>
+      <w:r>
+        <w:t>ВЕЧІРНЯ</w:t>
+      </w:r>
+    </w:p>
+    <w:p>
+      <w:pPr>
+        <w:pStyle w:val="Heading3"/>
+      </w:pPr>
+      <w:r>
+        <w:rPr>
+          <w:highlight w:val="darkGray"/>
+        </w:rPr>
+        <w:t>//вечірня/господи_взиваю</w:t>
+      </w:r>
+    </w:p>
+    <w:p>
+      <w:r>
+        <w:rPr>
+          <w:highlight w:val="darkGray"/>
+        </w:rPr>
+        <w:t>//вечірня/господи_взиваю/стихири/1</w:t>
+      </w:r>
+    </w:p>
+    <w:p>
+      <w:pPr>
+        <w:spacing w:after="120"/>
+        <w:jc w:val="both"/>
+      </w:pPr>
+      <w:r>
+        <w:rPr>
+          <w:rFonts w:ascii="Times New Roman" w:hAnsi="Times New Roman"/>
+          <w:i/>
+          <w:color w:val="FF0000"/>
+          <w:sz w:val="24"/>
+        </w:rPr>
+        <w:t>(г. 2, подібний: Коли з дерева):</w:t>
+      </w:r>
+      <w:r>
+        <w:rPr>
+          <w:rFonts w:ascii="Times New Roman" w:hAnsi="Times New Roman"/>
+          <w:color w:val="FF0000"/>
+          <w:sz w:val="24"/>
+        </w:rPr>
+        <w:t xml:space="preserve"> </w:t>
+      </w:r>
+      <w:r>
+        <w:rPr>
+          <w:rFonts w:ascii="Times New Roman" w:hAnsi="Times New Roman"/>
+          <w:sz w:val="24"/>
+        </w:rPr>
+        <w:t xml:space="preserve">Затемнились світила неспроможні світити,* коли ти згас на хресті, Слове.* Земля тоді стряслася, каміння потріскалось* і церковна завіса роздерлась посередині;* гроби відкрились і мертві повставали,* та й ад віддав усіх, що були в ньому;* бісів переможено,* а смерть здавалась усім, як сон. </w:t>
+      </w:r>
+    </w:p>
+    <w:p>
+      <w:r>
+        <w:rPr>
+          <w:highlight w:val="darkGray"/>
+        </w:rPr>
+        <w:t>//вечірня/господи_взиваю/стихири/2</w:t>
+      </w:r>
+    </w:p>
+    <w:p>
+      <w:pPr>
+        <w:spacing w:after="120"/>
+        <w:jc w:val="both"/>
+      </w:pPr>
+      <w:r>
+        <w:rPr>
+          <w:rFonts w:ascii="Times New Roman" w:hAnsi="Times New Roman"/>
+          <w:sz w:val="24"/>
+        </w:rPr>
+        <w:t>Коли добрий розбійник побачив тебе, Христе,* як плодовиту виноградину,* ліпшим став розбійник благорозумний* і малим окликом дуже вміло украв прощення колишніх прогріхів.* Тому станьмо його послідовниками і всі кличмо:* Пом'яни і нас, Чоловіколюбче!</w:t>
+      </w:r>
+    </w:p>
+    <w:p>
+      <w:r>
+        <w:rPr>
+          <w:highlight w:val="darkGray"/>
+        </w:rPr>
+        <w:t>//вечірня/господи_взиваю/стихири/3</w:t>
+      </w:r>
+    </w:p>
+    <w:p>
+      <w:pPr>
+        <w:spacing w:after="120"/>
+        <w:jc w:val="both"/>
+      </w:pPr>
+      <w:r>
+        <w:rPr>
+          <w:rFonts w:ascii="Times New Roman" w:hAnsi="Times New Roman"/>
+          <w:sz w:val="24"/>
+        </w:rPr>
+        <w:t>Сяє в Церкві, немов зоря на небі,* справді божественний хрест твій, Христе,* обпалюючи бісів, просвічуючи вірних* і посоромлюючи лиця тих, що розп'яли тебе;* деревом хрестовидним колись ти їхніх прародичів визволив з неволі* і вчинив, що вони в пустині мед ссали із скелі.</w:t>
+      </w:r>
+    </w:p>
+    <w:p>
+      <w:r>
+        <w:rPr>
+          <w:highlight w:val="darkGray"/>
+        </w:rPr>
+        <w:t>//вечірня/стиховня/стихири/1</w:t>
+      </w:r>
+    </w:p>
+    <w:p>
+      <w:pPr>
+        <w:spacing w:after="120"/>
+        <w:jc w:val="both"/>
+      </w:pPr>
+      <w:r>
+        <w:rPr>
+          <w:rFonts w:ascii="Times New Roman" w:hAnsi="Times New Roman"/>
+          <w:i/>
+          <w:color w:val="FF0000"/>
+          <w:sz w:val="24"/>
+        </w:rPr>
+        <w:t>(г. 2):</w:t>
+      </w:r>
+      <w:r>
+        <w:rPr>
+          <w:rFonts w:ascii="Times New Roman" w:hAnsi="Times New Roman"/>
+          <w:sz w:val="24"/>
+        </w:rPr>
+        <w:t xml:space="preserve"> Спаси мене силою хресною, Христе Спасе,* ти, що спас Петра в морі,* і помилуй мене, Боже.</w:t>
+      </w:r>
+    </w:p>
+    <w:p>
+      <w:r>
+        <w:rPr>
+          <w:highlight w:val="darkGray"/>
+        </w:rPr>
+        <w:t>//вечірня/стиховня/стихири/2</w:t>
+      </w:r>
+    </w:p>
+    <w:p>
+      <w:pPr>
+        <w:spacing w:after="120"/>
+        <w:jc w:val="both"/>
+      </w:pPr>
+      <w:r>
+        <w:rPr>
+          <w:rFonts w:ascii="Times New Roman" w:hAnsi="Times New Roman"/>
+          <w:sz w:val="24"/>
+        </w:rPr>
+        <w:t>Нехай буде розп'ятий!* – кликали ті, що завжди насолоджувалися твоїми дарами;* убивці ж праведників просили собі злочинця замість доброчинця;* але ти, Христе, мовчав і терпів їхню злобу,* бажаючи постраждати і спасти нас, як чоловіколюбець.</w:t>
+      </w:r>
+    </w:p>
+    <w:p>
+      <w:r>
+        <w:rPr>
+          <w:highlight w:val="darkGray"/>
+        </w:rPr>
+        <w:t>//вечірня/стиховня/стихири/3</w:t>
+      </w:r>
+    </w:p>
+    <w:p>
+      <w:pPr>
+        <w:spacing w:after="120"/>
+        <w:jc w:val="both"/>
+      </w:pPr>
+      <w:r>
+        <w:rPr>
+          <w:rFonts w:ascii="Times New Roman" w:hAnsi="Times New Roman"/>
+          <w:sz w:val="24"/>
+        </w:rPr>
+        <w:t>Хори мучеників супротивлялись мучителям, промовляючи:* Ми – воїни Царя сил!* І хоч на вогонь і муки передасте нас,* не відречемося допомоги Пресвятої Тройці.</w:t>
+      </w:r>
+    </w:p>
+    <w:p>
+      <w:r>
+        <w:rPr>
+          <w:highlight w:val="darkGray"/>
+        </w:rPr>
+        <w:t>//вечірня/стиховня/стихири/4</w:t>
+      </w:r>
+    </w:p>
+    <w:p>
+      <w:pPr>
+        <w:spacing w:after="120"/>
+        <w:jc w:val="both"/>
+      </w:pPr>
+      <w:r>
+        <w:rPr>
+          <w:rFonts w:ascii="Times New Roman" w:hAnsi="Times New Roman"/>
+          <w:b/>
+          <w:sz w:val="24"/>
+        </w:rPr>
+        <w:t>Слава і нині</w:t>
+      </w:r>
+      <w:r>
+        <w:rPr>
+          <w:rFonts w:ascii="Times New Roman" w:hAnsi="Times New Roman"/>
+          <w:sz w:val="24"/>
+        </w:rPr>
+        <w:t>: Зазнавши надмір болів під час розп'яття твого Сина й Бога, Пречиста,* ти в сльозах зітхала і кликала:* Горе мені, солодка Дитино!* Як то ти, приймаючи несправедливі страждання,* бажаєш спасти нащадків Адама?* Тому з вірою молимо тебе, Пречиста Діво:* Випроси нам його милосердя.</w:t>
+      </w:r>
+    </w:p>
+    <w:p>
+      <w:pPr>
+        <w:pStyle w:val="Heading2"/>
+      </w:pPr>
+      <w:r>
+        <w:t>УТРЕНЯ</w:t>
+      </w:r>
+    </w:p>
+    <w:p>
+      <w:r>
+        <w:rPr>
+          <w:highlight w:val="darkGray"/>
+        </w:rPr>
+        <w:t>//утреня/сідальні_по_першому_славословї/1</w:t>
+      </w:r>
+    </w:p>
+    <w:p>
+      <w:pPr>
+        <w:spacing w:after="120"/>
+        <w:jc w:val="both"/>
+      </w:pPr>
+      <w:r>
+        <w:rPr>
+          <w:rFonts w:ascii="Times New Roman" w:hAnsi="Times New Roman"/>
+          <w:i/>
+          <w:color w:val="FF0000"/>
+          <w:sz w:val="24"/>
+        </w:rPr>
+        <w:t>(г. 2):</w:t>
+      </w:r>
+      <w:r>
+        <w:rPr>
+          <w:rFonts w:ascii="Times New Roman" w:hAnsi="Times New Roman"/>
+          <w:sz w:val="24"/>
+        </w:rPr>
+        <w:t xml:space="preserve"> Спасіння вчинив ти на землі, Христе Боже,* простерши на хресті пречисті твої руки* і зібравши всі народи, що кличуть:* Господи, – слава тобі!</w:t>
+      </w:r>
+    </w:p>
+    <w:p>
+      <w:r>
+        <w:rPr>
+          <w:highlight w:val="darkGray"/>
+        </w:rPr>
+        <w:t>//утреня/сідальні_по_першому_славословї/2</w:t>
+      </w:r>
+    </w:p>
+    <w:p>
+      <w:pPr>
+        <w:spacing w:after="120"/>
+        <w:jc w:val="both"/>
+      </w:pPr>
+      <w:r>
+        <w:rPr>
+          <w:rFonts w:ascii="Times New Roman" w:hAnsi="Times New Roman"/>
+          <w:b/>
+          <w:sz w:val="24"/>
+        </w:rPr>
+        <w:t>Слава і нині</w:t>
+      </w:r>
+      <w:r>
+        <w:rPr>
+          <w:rFonts w:ascii="Times New Roman" w:hAnsi="Times New Roman"/>
+          <w:sz w:val="24"/>
+        </w:rPr>
+        <w:t>: О нове чудо! – закликала Всенепорочна,* побачивши повішеного на хресті Сина,* що все держить долонею і який прийняв страждання.* Його, Суддю, судять, а він усім подає прощення.</w:t>
+      </w:r>
+    </w:p>
+    <w:p>
+      <w:r>
+        <w:rPr>
+          <w:highlight w:val="darkGray"/>
+        </w:rPr>
+        <w:t>//утреня/сідальні_по_другому_славословї/1</w:t>
+      </w:r>
+    </w:p>
+    <w:p>
+      <w:pPr>
+        <w:spacing w:after="120"/>
+        <w:jc w:val="both"/>
+      </w:pPr>
+      <w:r>
+        <w:rPr>
+          <w:rFonts w:ascii="Times New Roman" w:hAnsi="Times New Roman"/>
+          <w:i/>
+          <w:color w:val="FF0000"/>
+          <w:sz w:val="24"/>
+        </w:rPr>
+        <w:t>(г. 2):</w:t>
+      </w:r>
+      <w:r>
+        <w:rPr>
+          <w:rFonts w:ascii="Times New Roman" w:hAnsi="Times New Roman"/>
+          <w:sz w:val="24"/>
+        </w:rPr>
+        <w:t xml:space="preserve"> Животворний хрест твоєї доброти,* що його ти дав нам недостойним, Господи,* приносимо тобі як молитву:* Спаси Церкву й твій народ, і дай мир,* заради Богородиці, єдиний Чоловіколюбче.</w:t>
+      </w:r>
+    </w:p>
+    <w:p>
+      <w:r>
+        <w:rPr>
+          <w:highlight w:val="darkGray"/>
+        </w:rPr>
+        <w:t>//утреня/сідальні_по_другому_славословї/2</w:t>
+      </w:r>
+    </w:p>
+    <w:p>
+      <w:pPr>
+        <w:spacing w:after="120"/>
+        <w:jc w:val="both"/>
+      </w:pPr>
+      <w:r>
+        <w:rPr>
+          <w:rFonts w:ascii="Times New Roman" w:hAnsi="Times New Roman"/>
+          <w:b/>
+          <w:sz w:val="24"/>
+        </w:rPr>
+        <w:t>Слава і нині</w:t>
+      </w:r>
+      <w:r>
+        <w:rPr>
+          <w:rFonts w:ascii="Times New Roman" w:hAnsi="Times New Roman"/>
+          <w:sz w:val="24"/>
+        </w:rPr>
+        <w:t>: Діва і Мати твоя, Христе,* бачивши тебе на хресті повішеного і мертвого,* гірко плачучи, ридала:* Сину мій, що це за дивне таїнство?* Як це ти, що всім даєш життя вічне,* добровільно вмираєш на хресті ганебною смертю?</w:t>
+      </w:r>
+    </w:p>
+    <w:p>
+      <w:r>
+        <w:rPr>
+          <w:highlight w:val="darkGray"/>
+        </w:rPr>
+        <w:t>//утреня/світильні/1</w:t>
+      </w:r>
+    </w:p>
+    <w:p>
+      <w:pPr>
+        <w:spacing w:after="120"/>
+        <w:jc w:val="both"/>
+      </w:pPr>
+      <w:r>
+        <w:rPr>
+          <w:rFonts w:ascii="Times New Roman" w:hAnsi="Times New Roman"/>
+          <w:sz w:val="24"/>
+        </w:rPr>
+        <w:t>Вірою оспівуємо божественний хрест, зброю нездоланну і твердиню віри,* і йому поклоняємося.* Достойно величаємо великий захист, похвалу християн,* охоронця православних і страстотерпців славу.</w:t>
+      </w:r>
+    </w:p>
+    <w:p>
+      <w:r>
+        <w:rPr>
+          <w:highlight w:val="darkGray"/>
+        </w:rPr>
+        <w:t>//утреня/світильні/2</w:t>
+      </w:r>
+    </w:p>
+    <w:p>
+      <w:pPr>
+        <w:spacing w:after="120"/>
+        <w:jc w:val="both"/>
+      </w:pPr>
+      <w:r>
+        <w:rPr>
+          <w:rFonts w:ascii="Times New Roman" w:hAnsi="Times New Roman"/>
+          <w:b/>
+          <w:sz w:val="24"/>
+        </w:rPr>
+        <w:t>Слава і нині</w:t>
+      </w:r>
+      <w:r>
+        <w:rPr>
+          <w:rFonts w:ascii="Times New Roman" w:hAnsi="Times New Roman"/>
+          <w:sz w:val="24"/>
+        </w:rPr>
+        <w:t>: Стоячи біля хреста і бачивши свого Сина на дереві розп'ятого й бездушного,* Пречиста по-материнському ридала,* кликала зі сльозами і промовляла:* Яке ж це диво, що Творець створіння дав себе піднести на хрест, щоб розіп'ястися?</w:t>
+      </w:r>
+    </w:p>
+    <w:p>
+      <w:r>
+        <w:rPr>
+          <w:highlight w:val="darkGray"/>
+        </w:rPr>
+        <w:t>//утреня/стиховня/стихири/1</w:t>
+      </w:r>
+    </w:p>
+    <w:p>
+      <w:pPr>
+        <w:spacing w:after="120"/>
+        <w:jc w:val="both"/>
+      </w:pPr>
+      <w:r>
+        <w:rPr>
+          <w:rFonts w:ascii="Times New Roman" w:hAnsi="Times New Roman"/>
+          <w:i/>
+          <w:color w:val="FF0000"/>
+          <w:sz w:val="24"/>
+        </w:rPr>
+        <w:t>(г. 2):</w:t>
+      </w:r>
+      <w:r>
+        <w:rPr>
+          <w:rFonts w:ascii="Times New Roman" w:hAnsi="Times New Roman"/>
+          <w:sz w:val="24"/>
+        </w:rPr>
+        <w:t xml:space="preserve"> Дерево хреста твого, Христе Боже,* появив ти життєдайним нам, що віруємо в тебе.* Ним ти знищив владу того, що панує над смертю,* і оживив нас, умертвлених гріхом.* Тому й кличемо до тебе:* Доброчинцю всіх, Господи, – слава тобі!</w:t>
+      </w:r>
+    </w:p>
+    <w:p>
+      <w:r>
+        <w:rPr>
+          <w:highlight w:val="darkGray"/>
+        </w:rPr>
+        <w:t>//утреня/стиховня/стихири/2</w:t>
+      </w:r>
+    </w:p>
+    <w:p>
+      <w:pPr>
+        <w:spacing w:after="120"/>
+        <w:jc w:val="both"/>
+      </w:pPr>
+      <w:r>
+        <w:rPr>
+          <w:rFonts w:ascii="Times New Roman" w:hAnsi="Times New Roman"/>
+          <w:i/>
+          <w:color w:val="FF0000"/>
+          <w:sz w:val="24"/>
+        </w:rPr>
+        <w:t>Стих:</w:t>
+      </w:r>
+      <w:r>
+        <w:rPr>
+          <w:rFonts w:ascii="Times New Roman" w:hAnsi="Times New Roman"/>
+          <w:i/>
+          <w:sz w:val="24"/>
+        </w:rPr>
+        <w:t xml:space="preserve"> </w:t>
+      </w:r>
+      <w:r>
+        <w:rPr>
+          <w:rFonts w:ascii="Times New Roman" w:hAnsi="Times New Roman"/>
+          <w:sz w:val="24"/>
+          <w:u w:val="single"/>
+        </w:rPr>
+        <w:t>Насити нас уранці милістю твоєю, Господи, щоб ми раділи й веселились по всі дні наші. Звесели нас мірою днів, за яких ти засмутив нас, мірою літ, що в них ми зазнали горя.* Нехай виявиться твоїм слугам твоє діло, і слава твоя – їхнім дітям.</w:t>
+      </w:r>
+    </w:p>
+    <w:p>
+      <w:r>
+        <w:rPr>
+          <w:highlight w:val="darkGray"/>
+        </w:rPr>
+        <w:t>//утреня/стиховня/стихири/3</w:t>
+      </w:r>
+    </w:p>
+    <w:p>
+      <w:pPr>
+        <w:spacing w:after="120"/>
+        <w:jc w:val="both"/>
+      </w:pPr>
+      <w:r>
+        <w:rPr>
+          <w:rFonts w:ascii="Times New Roman" w:hAnsi="Times New Roman"/>
+          <w:sz w:val="24"/>
+        </w:rPr>
+        <w:t>Добровільно ти став убогим* заради Адамового зубожіння, Христе Боже.* На землю прийшов ти, воплочений з Діви,* і прийняв розп'яття, щоб визволити нас з неволі ворожої.* Господи, – слава тобі.</w:t>
+      </w:r>
+    </w:p>
+    <w:p>
+      <w:r>
+        <w:rPr>
+          <w:highlight w:val="darkGray"/>
+        </w:rPr>
+        <w:t>//утреня/стиховня/стихири/4</w:t>
+      </w:r>
+    </w:p>
+    <w:p>
+      <w:pPr>
+        <w:spacing w:after="120"/>
+        <w:jc w:val="both"/>
+      </w:pPr>
+      <w:r>
+        <w:rPr>
+          <w:rFonts w:ascii="Times New Roman" w:hAnsi="Times New Roman"/>
+          <w:i/>
+          <w:color w:val="FF0000"/>
+          <w:sz w:val="24"/>
+        </w:rPr>
+        <w:t>Стих:</w:t>
+      </w:r>
+      <w:r>
+        <w:rPr>
+          <w:rFonts w:ascii="Times New Roman" w:hAnsi="Times New Roman"/>
+          <w:i/>
+          <w:sz w:val="24"/>
+        </w:rPr>
+        <w:t xml:space="preserve"> </w:t>
+      </w:r>
+      <w:r>
+        <w:rPr>
+          <w:rFonts w:ascii="Times New Roman" w:hAnsi="Times New Roman"/>
+          <w:sz w:val="24"/>
+          <w:u w:val="single"/>
+        </w:rPr>
+        <w:t xml:space="preserve">І ласка Господа, Бога нашого, нехай буде над нами,* і стверди діло рук наших; стверди його – діло рук наших. </w:t>
+      </w:r>
+    </w:p>
+    <w:p>
+      <w:r>
+        <w:rPr>
+          <w:highlight w:val="darkGray"/>
+        </w:rPr>
+        <w:t>//утреня/стиховня/стихири/5</w:t>
+      </w:r>
+    </w:p>
+    <w:p>
+      <w:pPr>
+        <w:spacing w:after="120"/>
+        <w:jc w:val="both"/>
+      </w:pPr>
+      <w:r>
+        <w:rPr>
+          <w:rFonts w:ascii="Times New Roman" w:hAnsi="Times New Roman"/>
+          <w:sz w:val="24"/>
+        </w:rPr>
+        <w:t>Всяке місто й країна почитають ваші мощі,* страстотерпні мученики,* бо законно постраждавши і прийнявши небесні вінки,* ви стали святителям похвалою,* царям перемогою, а Церквам оздобою.</w:t>
+      </w:r>
+    </w:p>
+    <w:p>
+      <w:r>
+        <w:rPr>
+          <w:highlight w:val="darkGray"/>
+        </w:rPr>
+        <w:t>//утреня/стиховня/стихири/6</w:t>
+      </w:r>
+    </w:p>
+    <w:p>
+      <w:pPr>
+        <w:spacing w:after="120"/>
+        <w:jc w:val="both"/>
+      </w:pPr>
+      <w:r>
+        <w:rPr>
+          <w:rFonts w:ascii="Times New Roman" w:hAnsi="Times New Roman"/>
+          <w:b/>
+          <w:sz w:val="24"/>
+        </w:rPr>
+        <w:t>Слава і нині</w:t>
+      </w:r>
+      <w:r>
+        <w:rPr>
+          <w:rFonts w:ascii="Times New Roman" w:hAnsi="Times New Roman"/>
+          <w:sz w:val="24"/>
+        </w:rPr>
+        <w:t>: Як побачила ти, Діво, на хресті того,* якого ти безсіменно зачала,* то оспівувала його несказанну милість.</w:t>
+      </w:r>
+    </w:p>
+    <w:p>
+      <w:pPr>
+        <w:pStyle w:val="Heading1"/>
+      </w:pPr>
+      <w:r>
+        <w:t>Глас 2 - ЧТ</w:t>
+      </w:r>
+    </w:p>
+    <w:p>
+      <w:r>
+        <w:rPr>
+          <w:highlight w:val="darkGray"/>
+        </w:rPr>
+        <w:t>/октоїх/2/ЧТ</w:t>
+      </w:r>
+    </w:p>
+    <w:p>
+      <w:pPr>
+        <w:pStyle w:val="Heading2"/>
+      </w:pPr>
+      <w:r>
+        <w:t>ВЕЧІРНЯ</w:t>
+      </w:r>
+    </w:p>
+    <w:p>
+      <w:pPr>
+        <w:pStyle w:val="Heading3"/>
+      </w:pPr>
+      <w:r>
+        <w:rPr>
+          <w:highlight w:val="darkGray"/>
+        </w:rPr>
+        <w:t>//вечірня/господи_взиваю</w:t>
+      </w:r>
+    </w:p>
+    <w:p>
+      <w:r>
+        <w:rPr>
+          <w:highlight w:val="darkGray"/>
+        </w:rPr>
+        <w:t>//вечірня/господи_взиваю/стихири/1</w:t>
+      </w:r>
+    </w:p>
+    <w:p>
+      <w:pPr>
+        <w:spacing w:after="120"/>
+        <w:jc w:val="both"/>
+      </w:pPr>
+      <w:r>
+        <w:rPr>
+          <w:rFonts w:ascii="Times New Roman" w:hAnsi="Times New Roman"/>
+          <w:i/>
+          <w:color w:val="FF0000"/>
+          <w:sz w:val="24"/>
+        </w:rPr>
+        <w:t>(г. 2, подібний: Коли з дерева):</w:t>
+      </w:r>
+      <w:r>
+        <w:rPr>
+          <w:rFonts w:ascii="Times New Roman" w:hAnsi="Times New Roman"/>
+          <w:sz w:val="24"/>
+        </w:rPr>
+        <w:t xml:space="preserve"> Як ріки духовні, розділені в раю,* ви, мудрі учні Христові, напоїли всю землю,* і зоравши її, засіяли спасенною проповіддю* та пожали буйне колосся, − душі спасенних,* зберігаючи їх в духовних скарбницях,* як прецінне багатство.</w:t>
+      </w:r>
+    </w:p>
+    <w:p>
+      <w:r>
+        <w:rPr>
+          <w:highlight w:val="darkGray"/>
+        </w:rPr>
+        <w:t>//вечірня/господи_взиваю/стихири/2</w:t>
+      </w:r>
+    </w:p>
+    <w:p>
+      <w:pPr>
+        <w:spacing w:after="120"/>
+        <w:jc w:val="both"/>
+      </w:pPr>
+      <w:r>
+        <w:rPr>
+          <w:rFonts w:ascii="Times New Roman" w:hAnsi="Times New Roman"/>
+          <w:sz w:val="24"/>
+        </w:rPr>
+        <w:t>З темряви пристрастей і грішних насолод* визвольте моє дуже пристрасне серце,* бувши світильниками духовного Сходу* і його світлими просвітителями,* звіщаючи всім Сонце, що розвіває темне обманство зловір'я.* Тож моліть його, як самовидці,* щоб воно просвітило наші помисли.</w:t>
+      </w:r>
+    </w:p>
+    <w:p>
+      <w:r>
+        <w:rPr>
+          <w:highlight w:val="darkGray"/>
+        </w:rPr>
+        <w:t>//вечірня/господи_взиваю/стихири/3</w:t>
+      </w:r>
+    </w:p>
+    <w:p>
+      <w:pPr>
+        <w:spacing w:after="120"/>
+        <w:jc w:val="both"/>
+      </w:pPr>
+      <w:r>
+        <w:rPr>
+          <w:rFonts w:ascii="Times New Roman" w:hAnsi="Times New Roman"/>
+          <w:sz w:val="24"/>
+        </w:rPr>
+        <w:t>Ви справді явилися богонаписаними скрижалями нової благодаті,* тайновидцями і книгами духовними,* що замикають у собі спасенне слово,* написане Духом – перстом Отця,* тому й обійшли ви всю землю,* показуючи ясно всім людям правдиву віру* і стежку до неба.</w:t>
+      </w:r>
+    </w:p>
+    <w:p>
+      <w:r>
+        <w:rPr>
+          <w:highlight w:val="darkGray"/>
+        </w:rPr>
+        <w:t>//вечірня/стиховня/стихири/1</w:t>
+      </w:r>
+    </w:p>
+    <w:p>
+      <w:pPr>
+        <w:spacing w:after="120"/>
+        <w:jc w:val="both"/>
+      </w:pPr>
+      <w:r>
+        <w:rPr>
+          <w:rFonts w:ascii="Times New Roman" w:hAnsi="Times New Roman"/>
+          <w:i/>
+          <w:color w:val="FF0000"/>
+          <w:sz w:val="24"/>
+        </w:rPr>
+        <w:t>(г. 2):</w:t>
+      </w:r>
+      <w:r>
+        <w:rPr>
+          <w:rFonts w:ascii="Times New Roman" w:hAnsi="Times New Roman"/>
+          <w:sz w:val="24"/>
+        </w:rPr>
+        <w:t xml:space="preserve"> Звеличив ти, Спасе,* по вселенній імена верховних апостолів,* бо вони навчилися справ небесних* і давали людям несказанні зцілення,* а сама їхня тінь виліковувала недуги;* рибалки творили чуда,* і ті, що з юдеїв, по-богословському звіщали благодатні повчання.* Заради них, Милосердний, дай нам велику милість.</w:t>
+      </w:r>
+    </w:p>
+    <w:p>
+      <w:r>
+        <w:rPr>
+          <w:highlight w:val="darkGray"/>
+        </w:rPr>
+        <w:t>//вечірня/стиховня/стихири/2</w:t>
+      </w:r>
+    </w:p>
+    <w:p>
+      <w:pPr>
+        <w:spacing w:after="120"/>
+        <w:jc w:val="both"/>
+      </w:pPr>
+      <w:r>
+        <w:rPr>
+          <w:rFonts w:ascii="Times New Roman" w:hAnsi="Times New Roman"/>
+          <w:sz w:val="24"/>
+        </w:rPr>
+        <w:t>Неправедними вчинками незмінно подолувані,* прибігаємо до тебе, правдивого Бога,* і приносимо тобі голос твоїх учнів, промовляючи:* Спаси нас, Наставнику, – погибаємо!* Покажи й нині ворогам нашим, молимось,* що ти молитвами апостолів охороняєш людей* і спасаєш від бід, незважаючи на гріхи.* За велику твою доброту, Господи, – слава тобі!</w:t>
+      </w:r>
+    </w:p>
+    <w:p>
+      <w:r>
+        <w:rPr>
+          <w:highlight w:val="darkGray"/>
+        </w:rPr>
+        <w:t>//вечірня/стиховня/стихири/3</w:t>
+      </w:r>
+    </w:p>
+    <w:p>
+      <w:pPr>
+        <w:spacing w:after="120"/>
+        <w:jc w:val="both"/>
+      </w:pPr>
+      <w:r>
+        <w:rPr>
+          <w:rFonts w:ascii="Times New Roman" w:hAnsi="Times New Roman"/>
+          <w:sz w:val="24"/>
+        </w:rPr>
+        <w:t>Велику славу здобули ви вірою, святі,* бо не лише в стражданнях перемогли ворога,* але й по смерті проганяєте злих духів,* та виліковуєте недужих, бувши лікарями душ і тіл.* Моліться до Господа про помилування душ наших.</w:t>
+      </w:r>
+    </w:p>
+    <w:p>
+      <w:r>
+        <w:rPr>
+          <w:highlight w:val="darkGray"/>
+        </w:rPr>
+        <w:t>//вечірня/стиховня/стихири/4</w:t>
+      </w:r>
+    </w:p>
+    <w:p>
+      <w:pPr>
+        <w:spacing w:after="120"/>
+        <w:jc w:val="both"/>
+      </w:pPr>
+      <w:r>
+        <w:rPr>
+          <w:rFonts w:ascii="Times New Roman" w:hAnsi="Times New Roman"/>
+          <w:b/>
+          <w:sz w:val="24"/>
+        </w:rPr>
+        <w:t>Слава і нині</w:t>
+      </w:r>
+      <w:r>
+        <w:rPr>
+          <w:rFonts w:ascii="Times New Roman" w:hAnsi="Times New Roman"/>
+          <w:sz w:val="24"/>
+        </w:rPr>
+        <w:t>: Як плодовита оливка,* Діва зростила тебе, Плід життєдайний,* щоб давав світові велику і багату милість.</w:t>
+      </w:r>
+    </w:p>
+    <w:p>
+      <w:pPr>
+        <w:pStyle w:val="Heading2"/>
+      </w:pPr>
+      <w:r>
+        <w:t>УТРЕНЯ</w:t>
+      </w:r>
+    </w:p>
+    <w:p>
+      <w:r>
+        <w:rPr>
+          <w:highlight w:val="darkGray"/>
+        </w:rPr>
+        <w:t>//утреня/сідальні_по_першому_славословї/1</w:t>
+      </w:r>
+    </w:p>
+    <w:p>
+      <w:pPr>
+        <w:spacing w:after="120"/>
+        <w:jc w:val="both"/>
+      </w:pPr>
+      <w:r>
+        <w:rPr>
+          <w:rFonts w:ascii="Times New Roman" w:hAnsi="Times New Roman"/>
+          <w:i/>
+          <w:color w:val="FF0000"/>
+          <w:sz w:val="24"/>
+        </w:rPr>
+        <w:t>(г. 2):</w:t>
+      </w:r>
+      <w:r>
+        <w:rPr>
+          <w:rFonts w:ascii="Times New Roman" w:hAnsi="Times New Roman"/>
+          <w:sz w:val="24"/>
+        </w:rPr>
+        <w:t xml:space="preserve"> Несказанним чоловіколюб'ям твоїм, Христе Боже,* зробив ти рибалок мудрішими від риторів* і послав проповідниками по всій землі.* Заради них утверди твою Церкву* і вірним дай благословення твоє,* єдиний, що у святих спочиваєш.</w:t>
+      </w:r>
+    </w:p>
+    <w:p>
+      <w:r>
+        <w:rPr>
+          <w:highlight w:val="darkGray"/>
+        </w:rPr>
+        <w:t>//утреня/сідальні_по_першому_славословї/2</w:t>
+      </w:r>
+    </w:p>
+    <w:p>
+      <w:pPr>
+        <w:spacing w:after="120"/>
+        <w:jc w:val="both"/>
+      </w:pPr>
+      <w:r>
+        <w:rPr>
+          <w:rFonts w:ascii="Times New Roman" w:hAnsi="Times New Roman"/>
+          <w:b/>
+          <w:sz w:val="24"/>
+        </w:rPr>
+        <w:t>Слава і нині</w:t>
+      </w:r>
+      <w:r>
+        <w:rPr>
+          <w:rFonts w:ascii="Times New Roman" w:hAnsi="Times New Roman"/>
+          <w:sz w:val="24"/>
+        </w:rPr>
+        <w:t>: Величаємо тебе, Богородице, кличучи:* Радуйся, незахідного світла хмарино,* бо ти носила в своєму лоні Господа слави!</w:t>
+      </w:r>
+    </w:p>
+    <w:p>
+      <w:r>
+        <w:rPr>
+          <w:highlight w:val="darkGray"/>
+        </w:rPr>
+        <w:t>//утреня/сідальні_по_другому_славословї/1</w:t>
+      </w:r>
+    </w:p>
+    <w:p>
+      <w:pPr>
+        <w:spacing w:after="120"/>
+        <w:jc w:val="both"/>
+      </w:pPr>
+      <w:r>
+        <w:rPr>
+          <w:rFonts w:ascii="Times New Roman" w:hAnsi="Times New Roman"/>
+          <w:i/>
+          <w:color w:val="FF0000"/>
+          <w:sz w:val="24"/>
+        </w:rPr>
+        <w:t>(г. 2):</w:t>
+      </w:r>
+      <w:r>
+        <w:rPr>
+          <w:rFonts w:ascii="Times New Roman" w:hAnsi="Times New Roman"/>
+          <w:sz w:val="24"/>
+        </w:rPr>
+        <w:t xml:space="preserve"> Рибалки, уловивши народи сіткою Духа,* навчили всі сторони світу* поклонятися тобі з Отцем і Духом, Христе Боже.* Заради них Церкву твою укріпи* і вірним пошли твоє благословення,* єдиний Милостивий і Чоловіколюбче.</w:t>
+      </w:r>
+    </w:p>
+    <w:p>
+      <w:r>
+        <w:rPr>
+          <w:highlight w:val="darkGray"/>
+        </w:rPr>
+        <w:t>//утреня/сідальні_по_другому_славословї/2</w:t>
+      </w:r>
+    </w:p>
+    <w:p>
+      <w:pPr>
+        <w:spacing w:after="120"/>
+        <w:jc w:val="both"/>
+      </w:pPr>
+      <w:r>
+        <w:rPr>
+          <w:rFonts w:ascii="Times New Roman" w:hAnsi="Times New Roman"/>
+          <w:b/>
+          <w:sz w:val="24"/>
+        </w:rPr>
+        <w:t>Слава і нині</w:t>
+      </w:r>
+      <w:r>
+        <w:rPr>
+          <w:rFonts w:ascii="Times New Roman" w:hAnsi="Times New Roman"/>
+          <w:sz w:val="24"/>
+        </w:rPr>
+        <w:t>: Завдяки тобі, Богородице Діво,* ми стали учасниками божественної природи,* бо ти народила нам воплоченого Бога.* Тому, як і належить, всі тебе побожно величаємо.</w:t>
+      </w:r>
+    </w:p>
+    <w:p>
+      <w:r>
+        <w:rPr>
+          <w:highlight w:val="darkGray"/>
+        </w:rPr>
+        <w:t>//утреня/світильні/1</w:t>
+      </w:r>
+    </w:p>
+    <w:p>
+      <w:pPr>
+        <w:spacing w:after="120"/>
+        <w:jc w:val="both"/>
+      </w:pPr>
+      <w:r>
+        <w:rPr>
+          <w:rFonts w:ascii="Times New Roman" w:hAnsi="Times New Roman"/>
+          <w:sz w:val="24"/>
+        </w:rPr>
+        <w:t>Апостоли Спасові!* Ви пройшли всю вселенну, проповідуючи справжнє і святе Христове воплочення від Діви,* відвертаючи від обману поган,* просвічуючи й навчаючи всіх почитати Пресвяту Тройцю.</w:t>
+      </w:r>
+    </w:p>
+    <w:p>
+      <w:r>
+        <w:rPr>
+          <w:highlight w:val="darkGray"/>
+        </w:rPr>
+        <w:t>//утреня/світильні/2</w:t>
+      </w:r>
+    </w:p>
+    <w:p>
+      <w:pPr>
+        <w:spacing w:after="120"/>
+        <w:jc w:val="both"/>
+      </w:pPr>
+      <w:r>
+        <w:rPr>
+          <w:rFonts w:ascii="Times New Roman" w:hAnsi="Times New Roman"/>
+          <w:b/>
+          <w:sz w:val="24"/>
+        </w:rPr>
+        <w:t>Слава і нині</w:t>
+      </w:r>
+      <w:r>
+        <w:rPr>
+          <w:rFonts w:ascii="Times New Roman" w:hAnsi="Times New Roman"/>
+          <w:sz w:val="24"/>
+        </w:rPr>
+        <w:t>: Діво пречиста!* З мудрими апостолами і з багатьма мучениками та з Миколаєм мудрим,* моли безперестанно Христа,* щоб звільнити від усякої біди нас,* що на тебе поклали надію, Діво.</w:t>
+      </w:r>
+    </w:p>
+    <w:p>
+      <w:r>
+        <w:rPr>
+          <w:highlight w:val="darkGray"/>
+        </w:rPr>
+        <w:t>//утреня/стиховня/стихири/1</w:t>
+      </w:r>
+    </w:p>
+    <w:p>
+      <w:pPr>
+        <w:spacing w:after="120"/>
+        <w:jc w:val="both"/>
+      </w:pPr>
+      <w:r>
+        <w:rPr>
+          <w:rFonts w:ascii="Times New Roman" w:hAnsi="Times New Roman"/>
+          <w:i/>
+          <w:color w:val="FF0000"/>
+          <w:sz w:val="24"/>
+        </w:rPr>
+        <w:t>(г. 2):</w:t>
+      </w:r>
+      <w:r>
+        <w:rPr>
+          <w:rFonts w:ascii="Times New Roman" w:hAnsi="Times New Roman"/>
+          <w:sz w:val="24"/>
+        </w:rPr>
+        <w:t xml:space="preserve"> Звеличив ти, Спасе,* по вселенній імена верховних апостолів,* бо вони навчилися справ небесних* і давали людям несказанні зцілення,* а сама їхня тінь виліковувала недуги;* рибалки творили чуда,* і ті, що з юдеїв, по-богословському звіщали благодатні повчання.* Заради них, Милосердний, дай нам велику милість.</w:t>
+      </w:r>
+    </w:p>
+    <w:p>
+      <w:r>
+        <w:rPr>
+          <w:highlight w:val="darkGray"/>
+        </w:rPr>
+        <w:t>//утреня/стиховня/стихири/2</w:t>
+      </w:r>
+    </w:p>
+    <w:p>
+      <w:pPr>
+        <w:spacing w:after="120"/>
+        <w:jc w:val="both"/>
+      </w:pPr>
+      <w:r>
+        <w:rPr>
+          <w:rFonts w:ascii="Times New Roman" w:hAnsi="Times New Roman"/>
+          <w:i/>
+          <w:color w:val="FF0000"/>
+          <w:sz w:val="24"/>
+        </w:rPr>
+        <w:t>Стих:</w:t>
+      </w:r>
+      <w:r>
+        <w:rPr>
+          <w:rFonts w:ascii="Times New Roman" w:hAnsi="Times New Roman"/>
+          <w:i/>
+          <w:sz w:val="24"/>
+        </w:rPr>
+        <w:t xml:space="preserve"> </w:t>
+      </w:r>
+      <w:r>
+        <w:rPr>
+          <w:rFonts w:ascii="Times New Roman" w:hAnsi="Times New Roman"/>
+          <w:sz w:val="24"/>
+          <w:u w:val="single"/>
+        </w:rPr>
+        <w:t>Насити нас уранці милістю твоєю, Господи, щоб ми раділи й веселились по всі дні наші. Звесели нас мірою днів, за яких ти засмутив нас, мірою літ, що в них ми зазнали горя.* Нехай виявиться твоїм слугам твоє діло, і слава твоя – їхнім дітям.</w:t>
+      </w:r>
+    </w:p>
+    <w:p>
+      <w:r>
+        <w:rPr>
+          <w:highlight w:val="darkGray"/>
+        </w:rPr>
+        <w:t>//утреня/стиховня/стихири/3</w:t>
+      </w:r>
+    </w:p>
+    <w:p>
+      <w:pPr>
+        <w:spacing w:after="120"/>
+        <w:jc w:val="both"/>
+      </w:pPr>
+      <w:r>
+        <w:rPr>
+          <w:rFonts w:ascii="Times New Roman" w:hAnsi="Times New Roman"/>
+          <w:sz w:val="24"/>
+        </w:rPr>
+        <w:t xml:space="preserve">Неправедними вчинками незмінно подолувані,* прибігаємо до тебе, правдивого Бога,* і приносимо тобі голос твоїх учнів, промовляючи:* Спаси нас, Наставнику, – погибаємо!* </w:t>
+      </w:r>
+      <w:r>
+        <w:rPr>
+          <w:rFonts w:ascii="Times New Roman" w:hAnsi="Times New Roman"/>
+          <w:sz w:val="24"/>
+        </w:rPr>
+        <w:t>Покажи й нині ворогам нашим, молимось,* що ти молитвами апостолів охороняєш людей* і спасаєш від бід,* незважаючи на гріхи.* За велику твою доброту, Господи, – слава тобі!</w:t>
+      </w:r>
+    </w:p>
+    <w:p>
+      <w:r>
+        <w:rPr>
+          <w:highlight w:val="darkGray"/>
+        </w:rPr>
+        <w:t>//утреня/стиховня/стихири/4</w:t>
+      </w:r>
+    </w:p>
+    <w:p>
+      <w:pPr>
+        <w:spacing w:after="120"/>
+        <w:jc w:val="both"/>
+      </w:pPr>
+      <w:r>
+        <w:rPr>
+          <w:rFonts w:ascii="Times New Roman" w:hAnsi="Times New Roman"/>
+          <w:i/>
+          <w:color w:val="FF0000"/>
+          <w:sz w:val="24"/>
+        </w:rPr>
+        <w:t>Стих:</w:t>
+      </w:r>
+      <w:r>
+        <w:rPr>
+          <w:rFonts w:ascii="Times New Roman" w:hAnsi="Times New Roman"/>
+          <w:i/>
+          <w:sz w:val="24"/>
+        </w:rPr>
+        <w:t xml:space="preserve"> </w:t>
+      </w:r>
+      <w:r>
+        <w:rPr>
+          <w:rFonts w:ascii="Times New Roman" w:hAnsi="Times New Roman"/>
+          <w:sz w:val="24"/>
+          <w:u w:val="single"/>
+        </w:rPr>
+        <w:t xml:space="preserve">І ласка Господа, Бога нашого, нехай буде над нами,* і стверди діло рук наших; стверди його – діло рук наших. </w:t>
+      </w:r>
+    </w:p>
+    <w:p>
+      <w:r>
+        <w:rPr>
+          <w:highlight w:val="darkGray"/>
+        </w:rPr>
+        <w:t>//утреня/стиховня/стихири/5</w:t>
+      </w:r>
+    </w:p>
+    <w:p>
+      <w:pPr>
+        <w:spacing w:after="120"/>
+        <w:jc w:val="both"/>
+      </w:pPr>
+      <w:r>
+        <w:rPr>
+          <w:rFonts w:ascii="Times New Roman" w:hAnsi="Times New Roman"/>
+          <w:sz w:val="24"/>
+        </w:rPr>
+        <w:t>Безліч святих твоїх* молить тебе, Христе:* Помилуй і спаси нас, як чоловіколюбець.</w:t>
+      </w:r>
+    </w:p>
+    <w:p>
+      <w:r>
+        <w:rPr>
+          <w:highlight w:val="darkGray"/>
+        </w:rPr>
+        <w:t>//утреня/стиховня/стихири/6</w:t>
+      </w:r>
+    </w:p>
+    <w:p>
+      <w:pPr>
+        <w:spacing w:after="120"/>
+        <w:jc w:val="both"/>
+      </w:pPr>
+      <w:r>
+        <w:rPr>
+          <w:rFonts w:ascii="Times New Roman" w:hAnsi="Times New Roman"/>
+          <w:b/>
+          <w:sz w:val="24"/>
+        </w:rPr>
+        <w:t>Слава і нині</w:t>
+      </w:r>
+      <w:r>
+        <w:rPr>
+          <w:rFonts w:ascii="Times New Roman" w:hAnsi="Times New Roman"/>
+          <w:sz w:val="24"/>
+        </w:rPr>
+        <w:t>: Усю надію мою покладаю* на тебе, Мати Божа;* збережи мене під покровом твоїм.</w:t>
+      </w:r>
+    </w:p>
+    <w:p>
+      <w:pPr>
+        <w:pStyle w:val="Heading1"/>
+      </w:pPr>
+      <w:r>
+        <w:t>Глас 2 - ПТ</w:t>
+      </w:r>
+    </w:p>
+    <w:p>
+      <w:r>
+        <w:rPr>
+          <w:highlight w:val="darkGray"/>
+        </w:rPr>
+        <w:t>/октоїх/2/ПТ</w:t>
+      </w:r>
+    </w:p>
+    <w:p>
+      <w:pPr>
+        <w:pStyle w:val="Heading2"/>
+      </w:pPr>
+      <w:r>
+        <w:t>ВЕЧІРНЯ</w:t>
+      </w:r>
+    </w:p>
+    <w:p>
+      <w:pPr>
+        <w:pStyle w:val="Heading3"/>
+      </w:pPr>
+      <w:r>
+        <w:rPr>
+          <w:highlight w:val="darkGray"/>
+        </w:rPr>
+        <w:t>//вечірня/господи_взиваю</w:t>
+      </w:r>
+    </w:p>
+    <w:p>
+      <w:r>
+        <w:rPr>
+          <w:highlight w:val="darkGray"/>
+        </w:rPr>
+        <w:t>//вечірня/господи_взиваю/стихири/1</w:t>
+      </w:r>
+    </w:p>
+    <w:p>
+      <w:pPr>
+        <w:spacing w:after="120"/>
+        <w:jc w:val="both"/>
+      </w:pPr>
+      <w:r>
+        <w:rPr>
+          <w:rFonts w:ascii="Times New Roman" w:hAnsi="Times New Roman"/>
+          <w:i/>
+          <w:color w:val="FF0000"/>
+          <w:sz w:val="24"/>
+        </w:rPr>
+        <w:t>(г. 2, подібний: Коли з дерева):</w:t>
+      </w:r>
+      <w:r>
+        <w:rPr>
+          <w:rFonts w:ascii="Times New Roman" w:hAnsi="Times New Roman"/>
+          <w:color w:val="FF0000"/>
+          <w:sz w:val="24"/>
+        </w:rPr>
+        <w:t xml:space="preserve"> </w:t>
+      </w:r>
+      <w:r>
+        <w:rPr>
+          <w:rFonts w:ascii="Times New Roman" w:hAnsi="Times New Roman"/>
+          <w:sz w:val="24"/>
+        </w:rPr>
+        <w:t>Сонце, побачивши тебе, Спасе, на хресті розп'ятого,* затемнилось від остраху перед тобою;* завіса церковна роздерлась і земля затряслася,* і навіть каміння порозпадалось з тремтіння,* неспроможне бачити свого Творця й Бога,* що добровільно страждає* і приймає несправедливі зневаги від беззаконних.</w:t>
+      </w:r>
+    </w:p>
+    <w:p>
+      <w:r>
+        <w:rPr>
+          <w:highlight w:val="darkGray"/>
+        </w:rPr>
+        <w:t>//вечірня/господи_взиваю/стихири/2</w:t>
+      </w:r>
+    </w:p>
+    <w:p>
+      <w:pPr>
+        <w:spacing w:after="120"/>
+        <w:jc w:val="both"/>
+      </w:pPr>
+      <w:r>
+        <w:rPr>
+          <w:rFonts w:ascii="Times New Roman" w:hAnsi="Times New Roman"/>
+          <w:sz w:val="24"/>
+        </w:rPr>
+        <w:t>Увесь був повержений на землю,* увесь поражений страшним падінням, лежить змій вселукавий,* коли тебе піднесено на дерево, Чоловіколюбче.* Адам визволяється з прокляття і спасенним стає той,* що перше був засуджений.* Тому й ми молимось: Спаси нас усіх, Щедрий,* і сподоби твого царства.</w:t>
+      </w:r>
+    </w:p>
+    <w:p>
+      <w:r>
+        <w:rPr>
+          <w:highlight w:val="darkGray"/>
+        </w:rPr>
+        <w:t>//вечірня/господи_взиваю/стихири/3</w:t>
+      </w:r>
+    </w:p>
+    <w:p>
+      <w:pPr>
+        <w:spacing w:after="120"/>
+        <w:jc w:val="both"/>
+      </w:pPr>
+      <w:r>
+        <w:rPr>
+          <w:rFonts w:ascii="Times New Roman" w:hAnsi="Times New Roman"/>
+          <w:sz w:val="24"/>
+        </w:rPr>
         <w:t>Коли беззаконники прибили до хреста тебе, Спасе, життя всіх,* тоді все створіння зі страху затремтіло,* адські царства й влада смертна* були скинені божественною твоєю силою* і прабатько Адам, радіючи, кликав до тебе:* Слава твоєму приходові, Чоловіколюбче!</w:t>
       </w:r>
     </w:p>
     <w:p>
+      <w:r>
+        <w:rPr>
+          <w:highlight w:val="darkGray"/>
+        </w:rPr>
+        <w:t>//вечірня/стиховня/стихири/1</w:t>
+      </w:r>
+    </w:p>
+    <w:p>
+      <w:pPr>
+        <w:spacing w:after="120"/>
+        <w:jc w:val="both"/>
+      </w:pPr>
+      <w:r>
+        <w:rPr>
+          <w:rFonts w:ascii="Times New Roman" w:hAnsi="Times New Roman"/>
+          <w:i/>
+          <w:color w:val="FF0000"/>
+          <w:sz w:val="24"/>
+        </w:rPr>
+        <w:t>(г. 2):</w:t>
+      </w:r>
+      <w:r>
+        <w:rPr>
+          <w:rFonts w:ascii="Times New Roman" w:hAnsi="Times New Roman"/>
+          <w:sz w:val="24"/>
+        </w:rPr>
+        <w:t xml:space="preserve"> Спаси мене силою хресною, Христе Спасе,* ти, що спас Петра в морі,* і помилуй мене, Боже.</w:t>
+      </w:r>
+    </w:p>
+    <w:p>
+      <w:r>
+        <w:rPr>
+          <w:highlight w:val="darkGray"/>
+        </w:rPr>
+        <w:t>//вечірня/стиховня/стихири/2</w:t>
+      </w:r>
+    </w:p>
+    <w:p>
+      <w:pPr>
+        <w:spacing w:after="120"/>
+        <w:jc w:val="both"/>
+      </w:pPr>
+      <w:r>
+        <w:rPr>
+          <w:rFonts w:ascii="Times New Roman" w:hAnsi="Times New Roman"/>
+          <w:sz w:val="24"/>
+        </w:rPr>
+        <w:t>Нехай буде розп'ятий!* – кликали ті, що завжди насолоджувалися твоїми дарами;* убивці ж праведників просили собі злочинця замість доброчинця;* але ти, Христе, мовчав і терпів їхню злобу,* бажаючи постраждати і спасти нас, як чоловіколюбець.</w:t>
+      </w:r>
+    </w:p>
+    <w:p>
+      <w:r>
+        <w:rPr>
+          <w:highlight w:val="darkGray"/>
+        </w:rPr>
+        <w:t>//вечірня/стиховня/стихири/3</w:t>
+      </w:r>
+    </w:p>
+    <w:p>
+      <w:pPr>
+        <w:spacing w:after="120"/>
+        <w:jc w:val="both"/>
+      </w:pPr>
+      <w:r>
+        <w:rPr>
+          <w:rFonts w:ascii="Times New Roman" w:hAnsi="Times New Roman"/>
+          <w:sz w:val="24"/>
+        </w:rPr>
+        <w:t>Страстотерпці, що земної втіхи не злюбили,* сподобилися небесних благ* і стали співгромадянами ангелів;* тож задля їх молитов, Господи,* помилуй і спаси нас.</w:t>
+      </w:r>
+    </w:p>
+    <w:p>
+      <w:r>
+        <w:rPr>
+          <w:highlight w:val="darkGray"/>
+        </w:rPr>
+        <w:t>//вечірня/стиховня/стихири/4</w:t>
+      </w:r>
+    </w:p>
+    <w:p>
+      <w:pPr>
+        <w:spacing w:after="120"/>
+        <w:jc w:val="both"/>
+      </w:pPr>
+      <w:r>
+        <w:rPr>
+          <w:rFonts w:ascii="Times New Roman" w:hAnsi="Times New Roman"/>
+          <w:b/>
+          <w:sz w:val="24"/>
+        </w:rPr>
+        <w:t>Слава і нині</w:t>
+      </w:r>
+      <w:r>
+        <w:rPr>
+          <w:rFonts w:ascii="Times New Roman" w:hAnsi="Times New Roman"/>
+          <w:sz w:val="24"/>
+        </w:rPr>
+        <w:t xml:space="preserve"> </w:t>
+      </w:r>
+      <w:r>
+        <w:rPr>
+          <w:rFonts w:ascii="Times New Roman" w:hAnsi="Times New Roman"/>
+          <w:i/>
+          <w:color w:val="FF0000"/>
+          <w:sz w:val="24"/>
+        </w:rPr>
+        <w:t>(г. 2, подібний: Коли з дерева):</w:t>
+      </w:r>
+      <w:r>
+        <w:rPr>
+          <w:rFonts w:ascii="Times New Roman" w:hAnsi="Times New Roman"/>
+          <w:color w:val="FF0000"/>
+          <w:sz w:val="24"/>
+        </w:rPr>
+        <w:t xml:space="preserve"> </w:t>
+      </w:r>
+      <w:r>
+        <w:rPr>
+          <w:rFonts w:ascii="Times New Roman" w:hAnsi="Times New Roman"/>
+          <w:sz w:val="24"/>
+        </w:rPr>
+        <w:t>Коли тебе, Спасе, життя всіх,* беззаконні люди піднесли на хрест,* тоді чиста й непорочна Мати твоя* стояла побіч і, ридаючи, кликала:* Дитино моя люба, світло моїх очей, горе мені!* Як то ти, що землю повісив на водах,* дозволив розіп'яти себе посеред розбійників?</w:t>
+      </w:r>
+    </w:p>
+    <w:p>
+      <w:pPr>
+        <w:pStyle w:val="Heading2"/>
+      </w:pPr>
+      <w:r>
+        <w:t>УТРЕНЯ</w:t>
+      </w:r>
+    </w:p>
+    <w:p>
+      <w:r>
+        <w:rPr>
+          <w:highlight w:val="darkGray"/>
+        </w:rPr>
+        <w:t>//утреня/сідальні_по_першому_славословї/1</w:t>
+      </w:r>
+    </w:p>
+    <w:p>
+      <w:pPr>
+        <w:spacing w:after="120"/>
+        <w:jc w:val="both"/>
+      </w:pPr>
+      <w:r>
+        <w:rPr>
+          <w:rFonts w:ascii="Times New Roman" w:hAnsi="Times New Roman"/>
+          <w:i/>
+          <w:color w:val="FF0000"/>
+          <w:sz w:val="24"/>
+        </w:rPr>
+        <w:t>(г. 2):</w:t>
+      </w:r>
+      <w:r>
+        <w:rPr>
+          <w:rFonts w:ascii="Times New Roman" w:hAnsi="Times New Roman"/>
+          <w:sz w:val="24"/>
+        </w:rPr>
+        <w:t xml:space="preserve"> Як ворог полонив Адама деревом їстівним,* так і ти, Господи, полонив ворога деревом хресним і своїми стражданнями,* бо на це ти, як другий Адам, прийшов,* щоб віднайти заблуканих і оживити померлих.* Боже, – слава тобі!</w:t>
+      </w:r>
+    </w:p>
+    <w:p>
+      <w:r>
+        <w:rPr>
+          <w:highlight w:val="darkGray"/>
+        </w:rPr>
+        <w:t>//утреня/сідальні_по_першому_славословї/2</w:t>
+      </w:r>
+    </w:p>
+    <w:p>
+      <w:pPr>
+        <w:spacing w:after="120"/>
+        <w:jc w:val="both"/>
+      </w:pPr>
+      <w:r>
+        <w:rPr>
+          <w:rFonts w:ascii="Times New Roman" w:hAnsi="Times New Roman"/>
+          <w:b/>
+          <w:sz w:val="24"/>
+        </w:rPr>
+        <w:t>Слава і нині</w:t>
+      </w:r>
+      <w:r>
+        <w:rPr>
+          <w:rFonts w:ascii="Times New Roman" w:hAnsi="Times New Roman"/>
+          <w:sz w:val="24"/>
+        </w:rPr>
+        <w:t>: Діва і Мати твоя, Христе,* бачивши тебе на хресті повішеного і мертвого,* гірко плачучи, ридала:* Сину мій, що це за дивне таїнство?* Як це ти, що всім даєш життя вічне,* добровільно вмираєш на хресті ганебною смертю?</w:t>
+      </w:r>
+    </w:p>
+    <w:p>
+      <w:r>
+        <w:rPr>
+          <w:highlight w:val="darkGray"/>
+        </w:rPr>
+        <w:t>//утреня/сідальні_по_другому_славословї/1</w:t>
+      </w:r>
+    </w:p>
+    <w:p>
+      <w:pPr>
+        <w:spacing w:after="120"/>
+        <w:jc w:val="both"/>
+      </w:pPr>
+      <w:r>
+        <w:rPr>
+          <w:rFonts w:ascii="Times New Roman" w:hAnsi="Times New Roman"/>
+          <w:i/>
+          <w:color w:val="FF0000"/>
+          <w:sz w:val="24"/>
+        </w:rPr>
+        <w:t>(г. 2):</w:t>
+      </w:r>
+      <w:r>
+        <w:rPr>
+          <w:rFonts w:ascii="Times New Roman" w:hAnsi="Times New Roman"/>
+          <w:sz w:val="24"/>
+        </w:rPr>
+        <w:t xml:space="preserve"> Ти, що хрестом просвітив землян і покликав грішників на покаяння,* не відлучи й нас від твого стада, Пастирю добрий.* Віднайди, Владико, нас заблуканих і залічи до твого святого стада,* як єдино добрий і чоловіколюбець.</w:t>
+      </w:r>
+    </w:p>
+    <w:p>
+      <w:r>
+        <w:rPr>
+          <w:highlight w:val="darkGray"/>
+        </w:rPr>
+        <w:t>//утреня/сідальні_по_другому_славословї/2</w:t>
+      </w:r>
+    </w:p>
+    <w:p>
+      <w:pPr>
+        <w:spacing w:after="120"/>
+        <w:jc w:val="both"/>
+      </w:pPr>
+      <w:r>
+        <w:rPr>
+          <w:rFonts w:ascii="Times New Roman" w:hAnsi="Times New Roman"/>
+          <w:b/>
+          <w:sz w:val="24"/>
+        </w:rPr>
+        <w:t>Слава і нині</w:t>
+      </w:r>
+      <w:r>
+        <w:rPr>
+          <w:rFonts w:ascii="Times New Roman" w:hAnsi="Times New Roman"/>
+          <w:sz w:val="24"/>
+        </w:rPr>
+        <w:t>: Стояла при хресті твоїм, Христе,* та, що тебе породила безсіменно* і, неспроможна дивитись на твої несправедливі страждання,* ридала, плачучи, і кликала:* Як же страждаєш ти, що з природи неспроможний страждати?* Оспівую, найсолодший Сину, твою безмежну доброту!</w:t>
+      </w:r>
+    </w:p>
+    <w:p>
+      <w:r>
+        <w:rPr>
+          <w:highlight w:val="darkGray"/>
+        </w:rPr>
+        <w:t>//утреня/світильні/1</w:t>
+      </w:r>
+    </w:p>
+    <w:p>
+      <w:pPr>
+        <w:spacing w:after="120"/>
+        <w:jc w:val="both"/>
+      </w:pPr>
+      <w:r>
+        <w:rPr>
+          <w:rFonts w:ascii="Times New Roman" w:hAnsi="Times New Roman"/>
+          <w:sz w:val="24"/>
+        </w:rPr>
+        <w:t>Радуйся, Хресте пресвятий!* Незборне забороло світу, пристановище знедоленим, охоронче тих, що в нужді;* перемого царів і воїнів охороно та й варварів подолання,* вінче апостолів і вірних спасіння!</w:t>
+      </w:r>
+    </w:p>
+    <w:p>
+      <w:r>
+        <w:rPr>
+          <w:highlight w:val="darkGray"/>
+        </w:rPr>
+        <w:t>//утреня/світильні/2</w:t>
+      </w:r>
+    </w:p>
+    <w:p>
+      <w:pPr>
+        <w:spacing w:after="120"/>
+        <w:jc w:val="both"/>
+      </w:pPr>
+      <w:r>
+        <w:rPr>
+          <w:rFonts w:ascii="Times New Roman" w:hAnsi="Times New Roman"/>
+          <w:b/>
+          <w:sz w:val="24"/>
+        </w:rPr>
+        <w:t>Слава і нині</w:t>
+      </w:r>
+      <w:r>
+        <w:rPr>
+          <w:rFonts w:ascii="Times New Roman" w:hAnsi="Times New Roman"/>
+          <w:sz w:val="24"/>
+        </w:rPr>
+        <w:t>: Бачивши тебе до хреста прибитого* Пречиста плакала, і ридала, і кликала:* Як же зайшло воно – Сонце слави, світло найвизначніше?* Як же то ти, заради людського спасіння,* на хресті розп'явся і був проколений списом між ребра? – Сину і Боже мій!</w:t>
+      </w:r>
+    </w:p>
+    <w:p>
+      <w:r>
+        <w:rPr>
+          <w:highlight w:val="darkGray"/>
+        </w:rPr>
+        <w:t>//утреня/стиховня/стихири/1</w:t>
+      </w:r>
+    </w:p>
+    <w:p>
+      <w:pPr>
+        <w:spacing w:after="120"/>
+        <w:jc w:val="both"/>
+      </w:pPr>
+      <w:r>
+        <w:rPr>
+          <w:rFonts w:ascii="Times New Roman" w:hAnsi="Times New Roman"/>
+          <w:i/>
+          <w:color w:val="FF0000"/>
+          <w:sz w:val="24"/>
+        </w:rPr>
+        <w:t>(г. 2):</w:t>
+      </w:r>
+      <w:r>
+        <w:rPr>
+          <w:rFonts w:ascii="Times New Roman" w:hAnsi="Times New Roman"/>
+          <w:sz w:val="24"/>
+        </w:rPr>
+        <w:t xml:space="preserve"> Дерево хреста твого, Христе Боже,* появив ти життєдайним нам, що віруємо в тебе.* Ним ти знищив владу того, що панує над смертю,* і оживив нас умертвлених гріхом.* Тому й кличемо до тебе:* Доброчинцю всіх, Господи, – слава тобі!</w:t>
+      </w:r>
+    </w:p>
+    <w:p>
+      <w:r>
+        <w:rPr>
+          <w:highlight w:val="darkGray"/>
+        </w:rPr>
+        <w:t>//утреня/стиховня/стихири/2</w:t>
+      </w:r>
+    </w:p>
+    <w:p>
+      <w:pPr>
+        <w:spacing w:after="120"/>
+        <w:jc w:val="both"/>
+      </w:pPr>
+      <w:r>
+        <w:rPr>
+          <w:rFonts w:ascii="Times New Roman" w:hAnsi="Times New Roman"/>
+          <w:i/>
+          <w:color w:val="FF0000"/>
+          <w:sz w:val="24"/>
+        </w:rPr>
+        <w:t>Стих:</w:t>
+      </w:r>
+      <w:r>
+        <w:rPr>
+          <w:rFonts w:ascii="Times New Roman" w:hAnsi="Times New Roman"/>
+          <w:i/>
+          <w:sz w:val="24"/>
+        </w:rPr>
+        <w:t xml:space="preserve"> </w:t>
+      </w:r>
+      <w:r>
+        <w:rPr>
+          <w:rFonts w:ascii="Times New Roman" w:hAnsi="Times New Roman"/>
+          <w:sz w:val="24"/>
+          <w:u w:val="single"/>
+        </w:rPr>
+        <w:t>Насити нас уранці милістю твоєю, Господи, щоб ми раділи й веселились по всі дні наші. Звесели нас мірою днів, за яких ти засмутив нас, мірою літ, що в них ми зазнали горя.* Нехай виявиться твоїм слугам твоє діло, і слава твоя – їхнім дітям.</w:t>
+      </w:r>
+    </w:p>
+    <w:p>
+      <w:r>
+        <w:rPr>
+          <w:highlight w:val="darkGray"/>
+        </w:rPr>
+        <w:t>//утреня/стиховня/стихири/3</w:t>
+      </w:r>
+    </w:p>
+    <w:p>
+      <w:pPr>
+        <w:spacing w:after="120"/>
+        <w:jc w:val="both"/>
+      </w:pPr>
+      <w:r>
+        <w:rPr>
+          <w:rFonts w:ascii="Times New Roman" w:hAnsi="Times New Roman"/>
+          <w:sz w:val="24"/>
+        </w:rPr>
+        <w:t>Добровільно ти став убогим* заради Адамового зубожіння, Христе Боже.* На землю прийшов ти, воплочений з Діви,* і прийняв розп'яття, щоб визволити нас з неволі ворожої.* Господи, − слава тобі!</w:t>
+      </w:r>
+    </w:p>
+    <w:p>
+      <w:r>
+        <w:rPr>
+          <w:highlight w:val="darkGray"/>
+        </w:rPr>
+        <w:t>//утреня/стиховня/стихири/4</w:t>
+      </w:r>
+    </w:p>
+    <w:p>
+      <w:pPr>
+        <w:spacing w:after="120"/>
+        <w:jc w:val="both"/>
+      </w:pPr>
+      <w:r>
+        <w:rPr>
+          <w:rFonts w:ascii="Times New Roman" w:hAnsi="Times New Roman"/>
+          <w:i/>
+          <w:color w:val="FF0000"/>
+          <w:sz w:val="24"/>
+        </w:rPr>
+        <w:t>Стих:</w:t>
+      </w:r>
+      <w:r>
+        <w:rPr>
+          <w:rFonts w:ascii="Times New Roman" w:hAnsi="Times New Roman"/>
+          <w:i/>
+          <w:sz w:val="24"/>
+        </w:rPr>
+        <w:t xml:space="preserve"> </w:t>
+      </w:r>
+      <w:r>
+        <w:rPr>
+          <w:rFonts w:ascii="Times New Roman" w:hAnsi="Times New Roman"/>
+          <w:sz w:val="24"/>
+          <w:u w:val="single"/>
+        </w:rPr>
+        <w:t xml:space="preserve">І ласка Господа, Бога нашого, нехай буде над нами,* і стверди діло рук наших; стверди його – діло рук наших. </w:t>
+      </w:r>
+    </w:p>
+    <w:p>
+      <w:r>
+        <w:rPr>
+          <w:highlight w:val="darkGray"/>
+        </w:rPr>
+        <w:t>//утреня/стиховня/стихири/5</w:t>
+      </w:r>
+    </w:p>
+    <w:p>
+      <w:pPr>
+        <w:spacing w:after="120"/>
+        <w:jc w:val="both"/>
+      </w:pPr>
+      <w:r>
+        <w:rPr>
+          <w:rFonts w:ascii="Times New Roman" w:hAnsi="Times New Roman"/>
+          <w:sz w:val="24"/>
+        </w:rPr>
+        <w:t>Постраждавши за Христа аж до смерти, страстотерпні мученики,* поклали ви свої душі на небі в руки Божі,* і по всьому світі почитаються ваші мощі.* Священики й царі поклоняються,* а всі ми, люди, радіючи, кличемо:* Сон праведний перед Господом − смерть його преподобних!</w:t>
+      </w:r>
+    </w:p>
+    <w:p>
+      <w:r>
+        <w:rPr>
+          <w:highlight w:val="darkGray"/>
+        </w:rPr>
+        <w:t>//утреня/стиховня/стихири/6</w:t>
+      </w:r>
+    </w:p>
+    <w:p>
+      <w:pPr>
+        <w:spacing w:after="120"/>
+        <w:jc w:val="both"/>
+      </w:pPr>
+      <w:r>
+        <w:rPr>
+          <w:rFonts w:ascii="Times New Roman" w:hAnsi="Times New Roman"/>
+          <w:b/>
+          <w:sz w:val="24"/>
+        </w:rPr>
+        <w:t>Слава і нині</w:t>
+      </w:r>
+      <w:r>
+        <w:rPr>
+          <w:rFonts w:ascii="Times New Roman" w:hAnsi="Times New Roman"/>
+          <w:sz w:val="24"/>
+        </w:rPr>
+        <w:t xml:space="preserve"> </w:t>
+      </w:r>
+      <w:r>
+        <w:rPr>
+          <w:rFonts w:ascii="Times New Roman" w:hAnsi="Times New Roman"/>
+          <w:i/>
+          <w:color w:val="FF0000"/>
+          <w:sz w:val="24"/>
+        </w:rPr>
+        <w:t>(г. 2, подібний: Коли з дерева):</w:t>
+      </w:r>
+      <w:r>
+        <w:rPr>
+          <w:rFonts w:ascii="Times New Roman" w:hAnsi="Times New Roman"/>
+          <w:sz w:val="24"/>
+        </w:rPr>
+        <w:t xml:space="preserve"> Яка незбагненна твоя доброта і добросердя,* яка велика твоя жертва й довготерпіння, безпочаткове Слово!* – так кликала Діва, плачучи.* Як же ти, бувши безсмертний, схотів померти?* Бачу велике таїнство і кланяюся твоїм стражданням,* які ти витерпів добровільно.</w:t>
+      </w:r>
+    </w:p>
+    <w:p>
       <w:pPr>
         <w:pStyle w:val="Heading1"/>
       </w:pPr>
@@ -731,7 +3866,10 @@
     </w:p>
     <w:p>
       <w:r>
-        <w:t>/октоїх/1/СБ</w:t>
+        <w:rPr>
+          <w:highlight w:val="darkGray"/>
+        </w:rPr>
+        <w:t>/октоїх/2/СБ</w:t>
       </w:r>
     </w:p>
     <w:p>
@@ -747,7 +3885,466 @@
         <w:pStyle w:val="Heading3"/>
       </w:pPr>
       <w:r>
-        <w:t>//господи_взиваю</w:t>
+        <w:rPr>
+          <w:highlight w:val="darkGray"/>
+        </w:rPr>
+        <w:t>//вечірня/господи_взиваю</w:t>
+      </w:r>
+    </w:p>
+    <w:p>
+      <w:r>
+        <w:rPr>
+          <w:highlight w:val="darkGray"/>
+        </w:rPr>
+        <w:t>//вечірня/стиховня/стихири/1</w:t>
+      </w:r>
+    </w:p>
+    <w:p>
+      <w:pPr>
+        <w:spacing w:after="120"/>
+        <w:jc w:val="both"/>
+      </w:pPr>
+      <w:r>
+        <w:rPr>
+          <w:rFonts w:ascii="Times New Roman" w:hAnsi="Times New Roman"/>
+          <w:i/>
+          <w:color w:val="FF0000"/>
+          <w:sz w:val="24"/>
+        </w:rPr>
+        <w:t>(г. 2):</w:t>
+      </w:r>
+      <w:r>
+        <w:rPr>
+          <w:rFonts w:ascii="Times New Roman" w:hAnsi="Times New Roman"/>
+          <w:sz w:val="24"/>
+        </w:rPr>
+        <w:t xml:space="preserve"> Велику славу здобули ви вірою, святі,* бо не лише в стражданнях перемогли ворога,* але й по смерті проганяєте злих духів,* та виліковуєте недужих, бувши лікарями душ і тіл.* Моліться до Господа про помилування душ наших.</w:t>
+      </w:r>
+    </w:p>
+    <w:p>
+      <w:r>
+        <w:rPr>
+          <w:highlight w:val="darkGray"/>
+        </w:rPr>
+        <w:t>//вечірня/стиховня/стихири/2</w:t>
+      </w:r>
+    </w:p>
+    <w:p>
+      <w:pPr>
+        <w:spacing w:after="120"/>
+        <w:jc w:val="both"/>
+      </w:pPr>
+      <w:r>
+        <w:rPr>
+          <w:rFonts w:ascii="Times New Roman" w:hAnsi="Times New Roman"/>
+          <w:sz w:val="24"/>
+        </w:rPr>
+        <w:t>Страстотерпці, що земної втіхи не злюбили,* сподобилися небесних благ* і стали співгромадянами ангелів;* тож задля їх молитов, Господи,* помилуй і спаси нас.</w:t>
+      </w:r>
+    </w:p>
+    <w:p>
+      <w:r>
+        <w:rPr>
+          <w:highlight w:val="darkGray"/>
+        </w:rPr>
+        <w:t>//вечірня/стиховня/стихири/3</w:t>
+      </w:r>
+    </w:p>
+    <w:p>
+      <w:pPr>
+        <w:spacing w:after="120"/>
+        <w:jc w:val="both"/>
+      </w:pPr>
+      <w:r>
+        <w:rPr>
+          <w:rFonts w:ascii="Times New Roman" w:hAnsi="Times New Roman"/>
+          <w:sz w:val="24"/>
+        </w:rPr>
+        <w:t>Моліннями за нас святих мучеників і славословленням Христа* всяка омана розвіялась,* і рід людський вірою спасається.</w:t>
+      </w:r>
+    </w:p>
+    <w:p>
+      <w:r>
+        <w:rPr>
+          <w:highlight w:val="darkGray"/>
+        </w:rPr>
+        <w:t>//вечірня/стиховня/стихири/4</w:t>
+      </w:r>
+    </w:p>
+    <w:p>
+      <w:pPr>
+        <w:spacing w:after="120"/>
+        <w:jc w:val="both"/>
+      </w:pPr>
+      <w:r>
+        <w:rPr>
+          <w:rFonts w:ascii="Times New Roman" w:hAnsi="Times New Roman"/>
+          <w:b/>
+          <w:sz w:val="24"/>
+        </w:rPr>
+        <w:t>Слава і нині</w:t>
+      </w:r>
+      <w:r>
+        <w:rPr>
+          <w:rFonts w:ascii="Times New Roman" w:hAnsi="Times New Roman"/>
+          <w:sz w:val="24"/>
+        </w:rPr>
+        <w:t>: Спаси від бід слуг твоїх, Богородице Діво,* бо ми всі, по Бозі, до тебе прибігаємо,* як до незрушної твердині і захорони.</w:t>
+      </w:r>
+    </w:p>
+    <w:p>
+      <w:pPr>
+        <w:pStyle w:val="Heading2"/>
+      </w:pPr>
+      <w:r>
+        <w:t>УТРЕНЯ</w:t>
+      </w:r>
+    </w:p>
+    <w:p>
+      <w:r>
+        <w:rPr>
+          <w:highlight w:val="darkGray"/>
+        </w:rPr>
+        <w:t>//утреня/сідальні_по_першому_славословї/1</w:t>
+      </w:r>
+    </w:p>
+    <w:p>
+      <w:pPr>
+        <w:spacing w:after="120"/>
+        <w:jc w:val="both"/>
+      </w:pPr>
+      <w:r>
+        <w:rPr>
+          <w:rFonts w:ascii="Times New Roman" w:hAnsi="Times New Roman"/>
+          <w:i/>
+          <w:color w:val="FF0000"/>
+          <w:sz w:val="24"/>
+        </w:rPr>
+        <w:t>(г. 2):</w:t>
+      </w:r>
+      <w:r>
+        <w:rPr>
+          <w:rFonts w:ascii="Times New Roman" w:hAnsi="Times New Roman"/>
+          <w:sz w:val="24"/>
+        </w:rPr>
+        <w:t xml:space="preserve"> Ти ясніше від золота просвітив святих твоїх* і, як добрий, прославив твоїх преподобних.* Їхніми молитвами, Христе Боже, умиротвори наше життя, як чоловіколюбець,* і, як кадило, прийми молитву, єдиний, що у святих спочиваєш.</w:t>
+      </w:r>
+    </w:p>
+    <w:p>
+      <w:r>
+        <w:rPr>
+          <w:highlight w:val="darkGray"/>
+        </w:rPr>
+        <w:t>//утреня/сідальні_по_першому_славословї/2</w:t>
+      </w:r>
+    </w:p>
+    <w:p>
+      <w:pPr>
+        <w:spacing w:after="120"/>
+        <w:jc w:val="both"/>
+      </w:pPr>
+      <w:r>
+        <w:rPr>
+          <w:rFonts w:ascii="Times New Roman" w:hAnsi="Times New Roman"/>
+          <w:b/>
+          <w:sz w:val="24"/>
+        </w:rPr>
+        <w:t>Слава і нині</w:t>
+      </w:r>
+      <w:r>
+        <w:rPr>
+          <w:rFonts w:ascii="Times New Roman" w:hAnsi="Times New Roman"/>
+          <w:sz w:val="24"/>
+        </w:rPr>
+        <w:t>: Вищі понад розум і преславні всі твої таємниці, Богородице!* При ненарушеній чистоті і збереженому дівстві* появилася ти Матір’ю пречистою,* породивши правдивого Бога.* Тож моли його, щоб спаслися душі наші.</w:t>
+      </w:r>
+    </w:p>
+    <w:p>
+      <w:r>
+        <w:rPr>
+          <w:highlight w:val="darkGray"/>
+        </w:rPr>
+        <w:t>//утреня/сідальні_по_другому_славословї/1</w:t>
+      </w:r>
+    </w:p>
+    <w:p>
+      <w:pPr>
+        <w:spacing w:after="120"/>
+        <w:jc w:val="both"/>
+      </w:pPr>
+      <w:r>
+        <w:rPr>
+          <w:rFonts w:ascii="Times New Roman" w:hAnsi="Times New Roman"/>
+          <w:i/>
+          <w:color w:val="FF0000"/>
+          <w:sz w:val="24"/>
+        </w:rPr>
+        <w:t>(г. 2):</w:t>
+      </w:r>
+      <w:r>
+        <w:rPr>
+          <w:rFonts w:ascii="Times New Roman" w:hAnsi="Times New Roman"/>
+          <w:sz w:val="24"/>
+        </w:rPr>
+        <w:t xml:space="preserve"> Страстоносці Господні! Блаженна земля, що напилася вашої крови,* і святі храми, що прийняли ваші тіла,* бо на суді ви перемогли ворога і відважно проповідували Христа.* Моліть його, як благого, щоб спаслися душі наші.</w:t>
+      </w:r>
+    </w:p>
+    <w:p>
+      <w:r>
+        <w:rPr>
+          <w:highlight w:val="darkGray"/>
+        </w:rPr>
+        <w:t>//утреня/сідальні_по_другому_славословї/2</w:t>
+      </w:r>
+    </w:p>
+    <w:p>
+      <w:pPr>
+        <w:spacing w:after="120"/>
+        <w:jc w:val="both"/>
+      </w:pPr>
+      <w:r>
+        <w:rPr>
+          <w:rFonts w:ascii="Times New Roman" w:hAnsi="Times New Roman"/>
+          <w:b/>
+          <w:sz w:val="24"/>
+        </w:rPr>
+        <w:t>Слава і нині</w:t>
+      </w:r>
+      <w:r>
+        <w:rPr>
+          <w:rFonts w:ascii="Times New Roman" w:hAnsi="Times New Roman"/>
+          <w:sz w:val="24"/>
+        </w:rPr>
+        <w:t>: Богородице Діво Маріє,* що породила Христа Визволителя і Спаса!* Моли його доброту з апостолами, мучениками, пророками,* з преподобними і священномучениками,* щоб дати нам очищення гріхів і велику милість.</w:t>
+      </w:r>
+    </w:p>
+    <w:p>
+      <w:r>
+        <w:rPr>
+          <w:highlight w:val="darkGray"/>
+        </w:rPr>
+        <w:t>//утреня/світильні/1</w:t>
+      </w:r>
+    </w:p>
+    <w:p>
+      <w:pPr>
+        <w:spacing w:after="120"/>
+        <w:jc w:val="both"/>
+      </w:pPr>
+      <w:r>
+        <w:rPr>
+          <w:rFonts w:ascii="Times New Roman" w:hAnsi="Times New Roman"/>
+          <w:sz w:val="24"/>
+        </w:rPr>
+        <w:t>Пророки преславні, блаженні апостоли, праведні патріярхи,* святковий соборе єрархів, преподобних, праведних, зборе жінок* і всі святі мученики!* З Богоматір'ю моліться Господеві, щоб помилував слуг ваших.</w:t>
+      </w:r>
+    </w:p>
+    <w:p>
+      <w:r>
+        <w:rPr>
+          <w:highlight w:val="darkGray"/>
+        </w:rPr>
+        <w:t>//утреня/світильні/2</w:t>
+      </w:r>
+    </w:p>
+    <w:p>
+      <w:pPr>
+        <w:spacing w:after="120"/>
+        <w:jc w:val="both"/>
+      </w:pPr>
+      <w:r>
+        <w:rPr>
+          <w:rFonts w:ascii="Times New Roman" w:hAnsi="Times New Roman"/>
+          <w:b/>
+          <w:sz w:val="24"/>
+        </w:rPr>
+        <w:t>Слава і нині</w:t>
+      </w:r>
+      <w:r>
+        <w:rPr>
+          <w:rFonts w:ascii="Times New Roman" w:hAnsi="Times New Roman"/>
+          <w:sz w:val="24"/>
+        </w:rPr>
+        <w:t>: Насолодо ангелів, терплячих радосте, християн заступнице, Діво і Мати Господня!* Заступайся за нас і визволи від мук вічних.</w:t>
+      </w:r>
+    </w:p>
+    <w:p>
+      <w:r>
+        <w:rPr>
+          <w:highlight w:val="darkGray"/>
+        </w:rPr>
+        <w:t>//утреня/стиховня/стихири/1</w:t>
+      </w:r>
+    </w:p>
+    <w:p>
+      <w:pPr>
+        <w:spacing w:after="120"/>
+        <w:jc w:val="both"/>
+      </w:pPr>
+      <w:r>
+        <w:rPr>
+          <w:rFonts w:ascii="Times New Roman" w:hAnsi="Times New Roman"/>
+          <w:i/>
+          <w:color w:val="FF0000"/>
+          <w:sz w:val="24"/>
+        </w:rPr>
+        <w:t>(г. 2):</w:t>
+      </w:r>
+      <w:r>
+        <w:rPr>
+          <w:rFonts w:ascii="Times New Roman" w:hAnsi="Times New Roman"/>
+          <w:sz w:val="24"/>
+        </w:rPr>
+        <w:t xml:space="preserve"> Постраждавши за Христа аж до смерти, страстотерпні мученики,* поклали ви свої душі на небі в руки Божі,* і по всьому світі почитаються ваші мощі.* Священики й царі поклоняються,* а всі ми, люди, радіючи, кличемо:* Сон праведний перед Господом − смерть його преподобних!</w:t>
+      </w:r>
+    </w:p>
+    <w:p>
+      <w:r>
+        <w:rPr>
+          <w:highlight w:val="darkGray"/>
+        </w:rPr>
+        <w:t>//утреня/стиховня/стихири/2</w:t>
+      </w:r>
+    </w:p>
+    <w:p>
+      <w:pPr>
+        <w:spacing w:after="120"/>
+        <w:jc w:val="both"/>
+      </w:pPr>
+      <w:r>
+        <w:rPr>
+          <w:rFonts w:ascii="Times New Roman" w:hAnsi="Times New Roman"/>
+          <w:i/>
+          <w:color w:val="FF0000"/>
+          <w:sz w:val="24"/>
+        </w:rPr>
+        <w:t>Стих:</w:t>
+      </w:r>
+      <w:r>
+        <w:rPr>
+          <w:rFonts w:ascii="Times New Roman" w:hAnsi="Times New Roman"/>
+          <w:i/>
+          <w:sz w:val="24"/>
+        </w:rPr>
+        <w:t xml:space="preserve"> </w:t>
+      </w:r>
+      <w:r>
+        <w:rPr>
+          <w:rFonts w:ascii="Times New Roman" w:hAnsi="Times New Roman"/>
+          <w:sz w:val="24"/>
+          <w:u w:val="single"/>
+        </w:rPr>
+        <w:t>Насити нас уранці милістю твоєю, Господи, щоб ми раділи й веселились по всі дні наші. Звесели нас мірою днів, за яких ти засмутив нас, мірою літ, що в них ми зазнали горя.* Нехай виявиться твоїм слугам твоє діло, і слава твоя – їхнім дітям.</w:t>
+      </w:r>
+    </w:p>
+    <w:p>
+      <w:r>
+        <w:rPr>
+          <w:highlight w:val="darkGray"/>
+        </w:rPr>
+        <w:t>//утреня/стиховня/стихири/3</w:t>
+      </w:r>
+    </w:p>
+    <w:p>
+      <w:pPr>
+        <w:spacing w:after="120"/>
+        <w:jc w:val="both"/>
+      </w:pPr>
+      <w:r>
+        <w:rPr>
+          <w:rFonts w:ascii="Times New Roman" w:hAnsi="Times New Roman"/>
+          <w:sz w:val="24"/>
+        </w:rPr>
+        <w:t>Всяке місто й країна почитають ваші мощі,* страстотерпні мученики,* бо законно постраждавши і прийнявши небесні вінки,* ви стали святителям похвалою,* царям перемогою, а Церквам оздобою.</w:t>
+      </w:r>
+    </w:p>
+    <w:p>
+      <w:r>
+        <w:rPr>
+          <w:highlight w:val="darkGray"/>
+        </w:rPr>
+        <w:t>//утреня/стиховня/стихири/4</w:t>
+      </w:r>
+    </w:p>
+    <w:p>
+      <w:pPr>
+        <w:spacing w:after="120"/>
+        <w:jc w:val="both"/>
+      </w:pPr>
+      <w:r>
+        <w:rPr>
+          <w:rFonts w:ascii="Times New Roman" w:hAnsi="Times New Roman"/>
+          <w:i/>
+          <w:color w:val="FF0000"/>
+          <w:sz w:val="24"/>
+        </w:rPr>
+        <w:t>Стих:</w:t>
+      </w:r>
+      <w:r>
+        <w:rPr>
+          <w:rFonts w:ascii="Times New Roman" w:hAnsi="Times New Roman"/>
+          <w:i/>
+          <w:sz w:val="24"/>
+        </w:rPr>
+        <w:t xml:space="preserve"> </w:t>
+      </w:r>
+      <w:r>
+        <w:rPr>
+          <w:rFonts w:ascii="Times New Roman" w:hAnsi="Times New Roman"/>
+          <w:sz w:val="24"/>
+          <w:u w:val="single"/>
+        </w:rPr>
+        <w:t xml:space="preserve">І ласка Господа, Бога нашого, нехай буде над нами,* і стверди діло рук наших; стверди його – діло рук наших. </w:t>
+      </w:r>
+    </w:p>
+    <w:p>
+      <w:r>
+        <w:rPr>
+          <w:highlight w:val="darkGray"/>
+        </w:rPr>
+        <w:t>//утреня/стиховня/стихири/5</w:t>
+      </w:r>
+    </w:p>
+    <w:p>
+      <w:pPr>
+        <w:spacing w:after="120"/>
+        <w:jc w:val="both"/>
+      </w:pPr>
+      <w:r>
+        <w:rPr>
+          <w:rFonts w:ascii="Times New Roman" w:hAnsi="Times New Roman"/>
+          <w:sz w:val="24"/>
+        </w:rPr>
+        <w:t>Святі мученики, взявши хрест Христовий, як непереможну зброю,* знищили всю диявольську силу* і, прийнявши вінки небесні, стали нам твердинею* і за нас до нього моляться.</w:t>
+      </w:r>
+    </w:p>
+    <w:p>
+      <w:r>
+        <w:rPr>
+          <w:highlight w:val="darkGray"/>
+        </w:rPr>
+        <w:t>//утреня/стиховня/стихири/6</w:t>
+      </w:r>
+    </w:p>
+    <w:p>
+      <w:pPr>
+        <w:spacing w:after="120"/>
+        <w:jc w:val="both"/>
+      </w:pPr>
+      <w:r>
+        <w:rPr>
+          <w:rFonts w:ascii="Times New Roman" w:hAnsi="Times New Roman"/>
+          <w:b/>
+          <w:sz w:val="24"/>
+        </w:rPr>
+        <w:t>Слава і нині</w:t>
+      </w:r>
+      <w:r>
+        <w:rPr>
+          <w:rFonts w:ascii="Times New Roman" w:hAnsi="Times New Roman"/>
+          <w:sz w:val="24"/>
+        </w:rPr>
+        <w:t>: Прийдіть, прославмо невмовкаючими піснями Матір Світла,* бо вона породила спасіння наше,* і закличмо до неї:* Радуйся, бо ти єдина породила Начальника всіх, вічного Бога!* Радуйся, бо ти обновила прародичку Єву!* Радуйся, пречиста Діво непорочна.</w:t>
       </w:r>
     </w:p>
     <w:sectPr>
